--- a/plantillas_maestras/01_seguro_vehicular/negativa_cobertura/2_o_mas_ddos_varios/varon/TPL_3292_2025_SEGURO_VEHICULAR_NEGATIVA_COBERTURA_ASEGURADORA_VARON_R28.docx
+++ b/plantillas_maestras/01_seguro_vehicular/negativa_cobertura/2_o_mas_ddos_varios/varon/TPL_3292_2025_SEGURO_VEHICULAR_NEGATIVA_COBERTURA_ASEGURADORA_VARON_R28.docx
@@ -31,7 +31,7 @@
           <w:b/>
           <w:color w:val="auto"/>
         </w:rPr>
-        <w:t>N°</w:t>
+        <w:t/>
       </w:r>
       <w:r>
         <w:rPr>
@@ -97,7 +97,7 @@
           <w:b/>
           <w:color w:val="auto"/>
         </w:rPr>
-        <w:t>EXPEDIENTE N°</w:t>
+        <w:t>EXPEDIENTE </w:t>
       </w:r>
       <w:r>
         <w:rPr>
@@ -393,7 +393,7 @@
           <w:color w:val="auto"/>
         </w:rPr>
         <w:tab/>
-        <w:t xml:space="preserve">      </w:t>
+        <w:t xml:space="preserve"> </w:t>
       </w:r>
       <w:r>
         <w:rPr>
@@ -671,7 +671,7 @@
           <w:rFonts w:ascii="Arial Narrow" w:hAnsi="Arial Narrow"/>
           <w:color w:val="auto"/>
         </w:rPr>
-        <w:t>por presuntas infracciones a la Ley N° 29571, Código de Protección y Defensa del Consumidor (en adelante, Código)</w:t>
+        <w:t>por presuntas infracciones a la Ley 29571, Código de Protección y Defensa del Consumidor (en adelante, Código)</w:t>
       </w:r>
       <w:r>
         <w:rPr>
@@ -769,7 +769,7 @@
           <w:rFonts w:ascii="Arial Narrow" w:eastAsia="Times New Roman" w:hAnsi="Arial Narrow"/>
           <w:color w:val="000000" w:themeColor="text1"/>
         </w:rPr>
-        <w:t>Póliza N° 2101-1061806 del Seguro Vehicular</w:t>
+        <w:t>Póliza 2101-1061806 del Seguro Vehicular</w:t>
       </w:r>
       <w:r>
         <w:rPr>
@@ -877,13 +877,13 @@
         <w:rPr>
           <w:rFonts w:ascii="Arial Narrow" w:hAnsi="Arial Narrow"/>
         </w:rPr>
-        <w:t xml:space="preserve"> Técnica de la Comisión de Protección al Consumidor N°1 (en adelante, Secretaría Técnica), mediante </w:t>
-      </w:r>
-      <w:r>
-        <w:rPr>
-          <w:rFonts w:ascii="Arial Narrow" w:hAnsi="Arial Narrow"/>
-        </w:rPr>
-        <w:t>Resolución N°</w:t>
+        <w:t xml:space="preserve"> Técnica de la Comisión de Protección al Consumidor 1 (en adelante, Secretaría Técnica), mediante </w:t>
+      </w:r>
+      <w:r>
+        <w:rPr>
+          <w:rFonts w:ascii="Arial Narrow" w:hAnsi="Arial Narrow"/>
+        </w:rPr>
+        <w:t>Resolución </w:t>
       </w:r>
       <w:r>
         <w:rPr>
@@ -980,7 +980,7 @@
           <w:rFonts w:ascii="Arial Narrow" w:eastAsia="Times New Roman" w:hAnsi="Arial Narrow"/>
           <w:color w:val="000000" w:themeColor="text1"/>
         </w:rPr>
-        <w:t xml:space="preserve">N° 2101-1061806 </w:t>
+        <w:t xml:space="preserve">2101-1061806 </w:t>
       </w:r>
       <w:r>
         <w:rPr>
@@ -1160,7 +1160,7 @@
         <w:rPr>
           <w:rFonts w:ascii="Arial Narrow" w:hAnsi="Arial Narrow"/>
         </w:rPr>
-        <w:t xml:space="preserve"> de Protección al Consumidor Nº 1 (en adelante, Comisión) </w:t>
+        <w:t xml:space="preserve"> de Protección al Consumidor 1 (en adelante, Comisión) </w:t>
       </w:r>
       <w:r>
         <w:rPr>
@@ -1184,7 +1184,7 @@
         <w:rPr>
           <w:rFonts w:ascii="Arial Narrow" w:hAnsi="Arial Narrow"/>
         </w:rPr>
-        <w:t>de Protección al Consumidor N° 1 (en adelante, la Secretaría Técnica</w:t>
+        <w:t>de Protección al Consumidor 1 (en adelante, la Secretaría Técnica</w:t>
       </w:r>
       <w:r>
         <w:rPr>
@@ -1345,7 +1345,7 @@
         <w:rPr>
           <w:rFonts w:ascii="Arial Narrow" w:hAnsi="Arial Narrow"/>
         </w:rPr>
-        <w:t>El numeral 2.1 del artículo 2° de la Directiva N° 001-2008-TRI-INDECOPI</w:t>
+        <w:t>El numeral 2.1 del artículo 2 de la Directiva 001-2008-TRI-INDECOPI</w:t>
       </w:r>
       <w:r>
         <w:rPr>
@@ -1357,7 +1357,7 @@
         <w:rPr>
           <w:rFonts w:ascii="Arial Narrow" w:hAnsi="Arial Narrow"/>
         </w:rPr>
-        <w:t>, modificada por la Directiva Nº 002-2017-TRI-INDECOPI y 002-2022-TRI-INDECOPI (en adelante, la Directiva)</w:t>
+        <w:t>, modificada por la Directiva 002-2017-TRI-INDECOPI y 002-2022-TRI-INDECOPI (en adelante, la Directiva)</w:t>
       </w:r>
       <w:r>
         <w:rPr>
@@ -1416,7 +1416,7 @@
         <w:rPr>
           <w:rFonts w:ascii="Arial Narrow" w:hAnsi="Arial Narrow"/>
         </w:rPr>
-        <w:t>Asimismo, el literal d) del numeral 2.1 del artículo 2° de la Directiva señala que podrá ser confidencial la información declarada como reservada por ley, tales como la información proveniente de los datos personales, de terceras personas ajenas al procedimiento; y, la protegida por la regulación del secreto bancario, tributario, comercial, industrial, empresarial, tecnológico y bursátil.</w:t>
+        <w:t>Asimismo, el literal d) del numeral 2.1 del artículo 2 de la Directiva señala que podrá ser confidencial la información declarada como reservada por ley, tales como la información proveniente de los datos personales, de terceras personas ajenas al procedimiento; y, la protegida por la regulación del secreto bancario, tributario, comercial, industrial, empresarial, tecnológico y bursátil.</w:t>
       </w:r>
     </w:p>
     <w:p>
@@ -1984,7 +1984,7 @@
           <w:rStyle w:val="normaltextrun"/>
           <w:rFonts w:ascii="Arial Narrow" w:hAnsi="Arial Narrow"/>
         </w:rPr>
-        <w:t xml:space="preserve">, el numeral 2.1 del artículo 2° de la Directiva N° 001-2008/TRI-INDECOPI señala que será confidencial de pleno derecho la información declarada como reservada por ley. </w:t>
+        <w:t xml:space="preserve">, el numeral 2.1 del artículo 2 de la Directiva 001-2008/TRI-INDECOPI señala que será confidencial de pleno derecho la información declarada como reservada por ley. </w:t>
       </w:r>
     </w:p>
     <w:p>
@@ -2018,7 +2018,7 @@
           <w:rStyle w:val="normaltextrun"/>
           <w:rFonts w:ascii="Arial Narrow" w:hAnsi="Arial Narrow"/>
         </w:rPr>
-        <w:t>Por otro lado, el artículo 85° del Texto Único Ordenado del Código Tributario (en adelante, el Código Tributario), aprobado mediante Decreto Supremo N° 133-2013-EF establece expresamente que la información sobre la cuantía, las fuentes de las rentas, los gastos, la base imponible o cualesquiera otros datos relativos a ellos, tiene carácter reservado.</w:t>
+        <w:t>Por otro lado, el artículo 85 del Texto Único Ordenado del Código Tributario (en adelante, el Código Tributario), aprobado mediante Decreto Supremo 133-2013-EF establece expresamente que la información sobre la cuantía, las fuentes de las rentas, los gastos, la base imponible o cualesquiera otros datos relativos a ellos, tiene carácter reservado.</w:t>
       </w:r>
       <w:r>
         <w:rPr>
@@ -2193,7 +2193,7 @@
           <w:rStyle w:val="normaltextrun"/>
           <w:rFonts w:ascii="Arial Narrow" w:hAnsi="Arial Narrow"/>
         </w:rPr>
-        <w:t xml:space="preserve"> considera que la referida información posee carácter reservado, en tanto revela la cuantía de las ventas de Fondos; por lo que corresponde declarar la confidencialidad, en atención a lo dispuesto en el artículo 85° del Código Tributario.</w:t>
+        <w:t xml:space="preserve"> considera que la referida información posee carácter reservado, en tanto revela la cuantía de las ventas de Fondos; por lo que corresponde declarar la confidencialidad, en atención a lo dispuesto en el artículo 85 del Código Tributario.</w:t>
       </w:r>
     </w:p>
     <w:p>
@@ -2226,7 +2226,7 @@
           <w:rFonts w:ascii="Arial Narrow" w:hAnsi="Arial Narrow"/>
           <w:color w:val="auto"/>
         </w:rPr>
-        <w:t xml:space="preserve">En consecuencia, conforme a lo dispuesto en el artículo 85° del Código Tributario, la Secretaría Técnica considera que corresponde declarar la confidencialidad de la información contenida en las copias de las declaraciones juradas mensuales (PDT-IGV Renta </w:t>
+        <w:t xml:space="preserve">En consecuencia, conforme a lo dispuesto en el artículo 85 del Código Tributario, la Secretaría Técnica considera que corresponde declarar la confidencialidad de la información contenida en las copias de las declaraciones juradas mensuales (PDT-IGV Renta </w:t>
       </w:r>
       <w:r>
         <w:rPr>
@@ -2321,7 +2321,7 @@
           <w:b/>
           <w:bCs/>
         </w:rPr>
-        <w:t>documento N°  2 denominado “</w:t>
+        <w:t>documento 2 denominado “</w:t>
       </w:r>
       <w:r>
         <w:rPr>
@@ -2337,7 +2337,7 @@
           <w:b/>
           <w:bCs/>
         </w:rPr>
-        <w:t xml:space="preserve">” de la pieza Nº </w:t>
+        <w:t xml:space="preserve">” de la pieza </w:t>
       </w:r>
       <w:r>
         <w:rPr>
@@ -2661,7 +2661,7 @@
           <w:b/>
           <w:bCs/>
         </w:rPr>
-        <w:t xml:space="preserve">documento N°  2 denominado “DECLARACIONES JURADAS 2024 TRANS INVERSIONES MIKI CC1.PDF” de la pieza Nº 15 </w:t>
+        <w:t xml:space="preserve">documento 2 denominado “DECLARACIONES JURADAS 2024 TRANS INVERSIONES MIKI CC1.PDF” de la pieza 15 </w:t>
       </w:r>
       <w:r>
         <w:rPr>
@@ -2985,7 +2985,7 @@
           <w:bCs/>
           <w:color w:val="000000" w:themeColor="text1"/>
         </w:rPr>
-        <w:t> Protección al Consumidor N° 1</w:t>
+        <w:t> Protección al Consumidor 1</w:t>
       </w:r>
     </w:p>
     <w:p>
@@ -3275,7 +3275,7 @@
           <w:sz w:val="14"/>
           <w:szCs w:val="14"/>
         </w:rPr>
-        <w:t xml:space="preserve">          </w:t>
+        <w:t xml:space="preserve"> </w:t>
       </w:r>
       <w:r>
         <w:rPr>
@@ -3291,7 +3291,7 @@
           <w:sz w:val="14"/>
           <w:szCs w:val="14"/>
         </w:rPr>
-        <w:t>Publicado el 2 de setiembre de 2010 en el Diario Oficial El Peruano, vigente desde el 2 de octubre de 2010 y modificado por Decreto Legislativo N° 1308.</w:t>
+        <w:t>Publicado el 2 de setiembre de 2010 en el Diario Oficial El Peruano, vigente desde el 2 de octubre de 2010 y modificado por Decreto Legislativo 1308.</w:t>
       </w:r>
     </w:p>
   </w:footnote>
@@ -3348,7 +3348,7 @@
           <w:sz w:val="14"/>
           <w:szCs w:val="14"/>
         </w:rPr>
-        <w:t>MODIFICADA POR LA DIRECTIVA Nº 002-2017-TRI-INDECOPI Y LA DIRECTIVA Nº 002-2022-TRI-INDECOPI</w:t>
+        <w:t>MODIFICADA POR LA DIRECTIVA 002-2017-TRI-INDECOPI Y LA DIRECTIVA 002-2022-TRI-INDECOPI</w:t>
       </w:r>
     </w:p>
     <w:p>
@@ -4157,7 +4157,7 @@
           <w:sz w:val="14"/>
           <w:szCs w:val="14"/>
         </w:rPr>
-        <w:t>DIRECTIVA 001-2008-TRI-INDECOPI, DIRECTIVA SOBRE CONFIDENCIALIDAD DE LA INFORMACIÓN EN LOS PROCEDIMIENTOS SEGUIDOS POR LOS ÓRGANOS FUNCIONALES DEL INDECOPI, MODIFICADA POR LA DIRECTIVA Nº 002-2017-TRI-INDECOPI Y LA DIRECTIVA Nº 002-2022-TRI-INDECOPI</w:t>
+        <w:t>DIRECTIVA 001-2008-TRI-INDECOPI, DIRECTIVA SOBRE CONFIDENCIALIDAD DE LA INFORMACIÓN EN LOS PROCEDIMIENTOS SEGUIDOS POR LOS ÓRGANOS FUNCIONALES DEL INDECOPI, MODIFICADA POR LA DIRECTIVA 002-2017-TRI-INDECOPI Y LA DIRECTIVA 002-2022-TRI-INDECOPI</w:t>
       </w:r>
     </w:p>
     <w:p>
@@ -4307,7 +4307,7 @@
           <w:sz w:val="14"/>
           <w:szCs w:val="14"/>
         </w:rPr>
-        <w:t>TEXTO ÚNICO ORDENADO DEL CÓDIGO TRIBUTARIO, aprobado por DECRETO SUPREMO N° 133-2013-EF y publicado el 22 de junio de 2013</w:t>
+        <w:t>TEXTO ÚNICO ORDENADO DEL CÓDIGO TRIBUTARIO, aprobado por DECRETO SUPREMO 133-2013-EF y publicado el 22 de junio de 2013</w:t>
       </w:r>
     </w:p>
     <w:p>
@@ -4414,7 +4414,7 @@
           <w:sz w:val="14"/>
           <w:szCs w:val="14"/>
         </w:rPr>
-        <w:t>DIRECTIVA N° 001-2008-TRI-INDECOPI, DIRECTIVA SOBRE CONFIDENCIALIDAD DE LA INFORMACIÓN EN LOS PROCEDIMIENTOS SEGUIDOS POR LOS ÓRGANOS FUNCIONALES DEL INDECOPI, modificada por la DIRECTIVA N° 003-2022/TRI-INDECOPI</w:t>
+        <w:t>DIRECTIVA 001-2008-TRI-INDECOPI, DIRECTIVA SOBRE CONFIDENCIALIDAD DE LA INFORMACIÓN EN LOS PROCEDIMIENTOS SEGUIDOS POR LOS ÓRGANOS FUNCIONALES DEL INDECOPI, modificada por la DIRECTIVA 003-2022/TRI-INDECOPI</w:t>
       </w:r>
     </w:p>
     <w:p>
@@ -4730,7 +4730,7 @@
               <w:sz w:val="16"/>
               <w:szCs w:val="16"/>
             </w:rPr>
-            <w:t xml:space="preserve">SECRETARIA TÉCNICA DE LA    </w:t>
+            <w:t xml:space="preserve">SECRETARIA TÉCNICA DE LA </w:t>
           </w:r>
         </w:p>
         <w:p>

--- a/plantillas_maestras/01_seguro_vehicular/negativa_cobertura/2_o_mas_ddos_varios/varon/TPL_3292_2025_SEGURO_VEHICULAR_NEGATIVA_COBERTURA_ASEGURADORA_VARON_R28.docx
+++ b/plantillas_maestras/01_seguro_vehicular/negativa_cobertura/2_o_mas_ddos_varios/varon/TPL_3292_2025_SEGURO_VEHICULAR_NEGATIVA_COBERTURA_ASEGURADORA_VARON_R28.docx
@@ -166,7 +166,7 @@
           <w:b/>
           <w:color w:val="auto"/>
         </w:rPr>
-        <w:t>DENUNCIANTE</w:t>
+        <w:t xml:space="preserve">DENUNCIANTE: [DENUNCIANTE] ([APELLIDO])</w:t>
       </w:r>
       <w:r>
         <w:rPr>
@@ -190,7 +190,7 @@
           <w:b/>
           <w:color w:val="auto"/>
         </w:rPr>
-        <w:t>:</w:t>
+        <w:t/>
       </w:r>
       <w:r>
         <w:rPr>
@@ -198,7 +198,7 @@
           <w:b/>
           <w:color w:val="auto"/>
         </w:rPr>
-        <w:t xml:space="preserve"> </w:t>
+        <w:t xml:space="preserve"/>
       </w:r>
       <w:r>
         <w:rPr>
@@ -215,7 +215,7 @@
           <w:b/>
           <w:color w:val="auto"/>
         </w:rPr>
-        <w:t>TRANS INVERSIONES</w:t>
+        <w:t/>
       </w:r>
       <w:proofErr w:type="gramEnd"/>
       <w:r>
@@ -224,7 +224,7 @@
           <w:b/>
           <w:color w:val="auto"/>
         </w:rPr>
-        <w:t xml:space="preserve"> MIKI E.I.R.L. </w:t>
+        <w:t xml:space="preserve"/>
       </w:r>
       <w:r>
         <w:rPr>
@@ -232,7 +232,7 @@
           <w:b/>
           <w:color w:val="auto"/>
         </w:rPr>
-        <w:t>(</w:t>
+        <w:t/>
       </w:r>
       <w:r>
         <w:rPr>
@@ -240,7 +240,7 @@
           <w:b/>
           <w:color w:val="auto"/>
         </w:rPr>
-        <w:t>TRANS</w:t>
+        <w:t/>
       </w:r>
       <w:r>
         <w:rPr>
@@ -248,7 +248,7 @@
           <w:b/>
           <w:color w:val="auto"/>
         </w:rPr>
-        <w:t>)</w:t>
+        <w:t/>
       </w:r>
     </w:p>
     <w:p>
@@ -545,133 +545,133 @@
           <w:rFonts w:ascii="Arial Narrow" w:hAnsi="Arial Narrow"/>
           <w:color w:val="auto"/>
         </w:rPr>
-        <w:t xml:space="preserve">Mediante escrito </w:t>
-      </w:r>
-      <w:r>
-        <w:rPr>
-          <w:rFonts w:ascii="Arial Narrow" w:hAnsi="Arial Narrow"/>
-          <w:color w:val="auto"/>
-        </w:rPr>
-        <w:t>del</w:t>
-      </w:r>
-      <w:r>
-        <w:rPr>
-          <w:rFonts w:ascii="Arial Narrow" w:hAnsi="Arial Narrow"/>
-          <w:color w:val="auto"/>
-        </w:rPr>
-        <w:t xml:space="preserve"> </w:t>
-      </w:r>
-      <w:r>
-        <w:rPr>
-          <w:rFonts w:ascii="Arial Narrow" w:hAnsi="Arial Narrow"/>
-          <w:color w:val="auto"/>
-        </w:rPr>
-        <w:t>12 de diciembre de 2025</w:t>
-      </w:r>
-      <w:r>
-        <w:rPr>
-          <w:rFonts w:ascii="Arial Narrow" w:hAnsi="Arial Narrow"/>
-          <w:color w:val="auto"/>
-        </w:rPr>
-        <w:t>,</w:t>
-      </w:r>
-      <w:r>
-        <w:rPr>
-          <w:rFonts w:ascii="Arial Narrow" w:hAnsi="Arial Narrow"/>
-          <w:color w:val="auto"/>
-        </w:rPr>
-        <w:t xml:space="preserve"> subsanado </w:t>
-      </w:r>
-      <w:r>
-        <w:rPr>
-          <w:rFonts w:ascii="Arial Narrow" w:hAnsi="Arial Narrow"/>
-          <w:color w:val="auto"/>
-        </w:rPr>
-        <w:t xml:space="preserve">mediante </w:t>
-      </w:r>
-      <w:r>
-        <w:rPr>
-          <w:rFonts w:ascii="Arial Narrow" w:hAnsi="Arial Narrow"/>
-          <w:color w:val="auto"/>
-        </w:rPr>
-        <w:t xml:space="preserve">el </w:t>
-      </w:r>
-      <w:r>
-        <w:rPr>
-          <w:rFonts w:ascii="Arial Narrow" w:hAnsi="Arial Narrow"/>
-          <w:color w:val="auto"/>
-        </w:rPr>
-        <w:t xml:space="preserve">escrito </w:t>
-      </w:r>
-      <w:r>
-        <w:rPr>
-          <w:rFonts w:ascii="Arial Narrow" w:hAnsi="Arial Narrow"/>
-          <w:color w:val="auto"/>
-        </w:rPr>
-        <w:t xml:space="preserve">del </w:t>
-      </w:r>
-      <w:r>
-        <w:rPr>
-          <w:rFonts w:ascii="Arial Narrow" w:hAnsi="Arial Narrow"/>
-          <w:color w:val="auto"/>
-        </w:rPr>
-        <w:t>21 de enero de 2025</w:t>
-      </w:r>
-      <w:r>
-        <w:rPr>
-          <w:rFonts w:ascii="Arial Narrow" w:hAnsi="Arial Narrow"/>
-          <w:color w:val="auto"/>
-        </w:rPr>
-        <w:t>,</w:t>
-      </w:r>
-      <w:r>
-        <w:rPr>
-          <w:rFonts w:ascii="Arial Narrow" w:hAnsi="Arial Narrow"/>
-          <w:color w:val="auto"/>
-        </w:rPr>
-        <w:t xml:space="preserve"> </w:t>
-      </w:r>
-      <w:r>
-        <w:rPr>
-          <w:rFonts w:ascii="Arial Narrow" w:hAnsi="Arial Narrow"/>
-          <w:color w:val="auto"/>
-        </w:rPr>
-        <w:t xml:space="preserve">Trans </w:t>
-      </w:r>
-      <w:r>
-        <w:rPr>
-          <w:rFonts w:ascii="Arial Narrow" w:hAnsi="Arial Narrow"/>
-          <w:color w:val="auto"/>
-        </w:rPr>
-        <w:t xml:space="preserve">denunció </w:t>
-      </w:r>
-      <w:r>
-        <w:rPr>
-          <w:rFonts w:ascii="Arial Narrow" w:hAnsi="Arial Narrow"/>
-          <w:color w:val="auto"/>
-        </w:rPr>
-        <w:t xml:space="preserve">a </w:t>
-      </w:r>
-      <w:r>
-        <w:rPr>
-          <w:rFonts w:ascii="Arial Narrow" w:hAnsi="Arial Narrow"/>
-          <w:color w:val="auto"/>
-        </w:rPr>
-        <w:t>Rímac</w:t>
-      </w:r>
-      <w:r>
-        <w:rPr>
-          <w:rFonts w:ascii="Arial Narrow" w:hAnsi="Arial Narrow"/>
-          <w:color w:val="auto"/>
-        </w:rPr>
-        <w:t xml:space="preserve"> </w:t>
-      </w:r>
-      <w:r>
-        <w:rPr>
-          <w:rFonts w:ascii="Arial Narrow" w:hAnsi="Arial Narrow"/>
-          <w:color w:val="auto"/>
-        </w:rPr>
-        <w:t>por presuntas infracciones a la Ley 29571, Código de Protección y Defensa del Consumidor (en adelante, Código)</w:t>
+        <w:t xml:space="preserve">Mediante escrito del 12 de diciembre de 2025, subsanado mediante el escrito del 21 de enero de 2025, [APELLIDO] denunció a Rímac por presuntas infracciones a la Ley 29571, Código de Protección y Defensa del Consumidor (en adelante, Código).</w:t>
+      </w:r>
+      <w:r>
+        <w:rPr>
+          <w:rFonts w:ascii="Arial Narrow" w:hAnsi="Arial Narrow"/>
+          <w:color w:val="auto"/>
+        </w:rPr>
+        <w:t/>
+      </w:r>
+      <w:r>
+        <w:rPr>
+          <w:rFonts w:ascii="Arial Narrow" w:hAnsi="Arial Narrow"/>
+          <w:color w:val="auto"/>
+        </w:rPr>
+        <w:t xml:space="preserve"/>
+      </w:r>
+      <w:r>
+        <w:rPr>
+          <w:rFonts w:ascii="Arial Narrow" w:hAnsi="Arial Narrow"/>
+          <w:color w:val="auto"/>
+        </w:rPr>
+        <w:t/>
+      </w:r>
+      <w:r>
+        <w:rPr>
+          <w:rFonts w:ascii="Arial Narrow" w:hAnsi="Arial Narrow"/>
+          <w:color w:val="auto"/>
+        </w:rPr>
+        <w:t/>
+      </w:r>
+      <w:r>
+        <w:rPr>
+          <w:rFonts w:ascii="Arial Narrow" w:hAnsi="Arial Narrow"/>
+          <w:color w:val="auto"/>
+        </w:rPr>
+        <w:t xml:space="preserve"/>
+      </w:r>
+      <w:r>
+        <w:rPr>
+          <w:rFonts w:ascii="Arial Narrow" w:hAnsi="Arial Narrow"/>
+          <w:color w:val="auto"/>
+        </w:rPr>
+        <w:t xml:space="preserve"/>
+      </w:r>
+      <w:r>
+        <w:rPr>
+          <w:rFonts w:ascii="Arial Narrow" w:hAnsi="Arial Narrow"/>
+          <w:color w:val="auto"/>
+        </w:rPr>
+        <w:t xml:space="preserve"/>
+      </w:r>
+      <w:r>
+        <w:rPr>
+          <w:rFonts w:ascii="Arial Narrow" w:hAnsi="Arial Narrow"/>
+          <w:color w:val="auto"/>
+        </w:rPr>
+        <w:t xml:space="preserve"/>
+      </w:r>
+      <w:r>
+        <w:rPr>
+          <w:rFonts w:ascii="Arial Narrow" w:hAnsi="Arial Narrow"/>
+          <w:color w:val="auto"/>
+        </w:rPr>
+        <w:t xml:space="preserve"/>
+      </w:r>
+      <w:r>
+        <w:rPr>
+          <w:rFonts w:ascii="Arial Narrow" w:hAnsi="Arial Narrow"/>
+          <w:color w:val="auto"/>
+        </w:rPr>
+        <w:t/>
+      </w:r>
+      <w:r>
+        <w:rPr>
+          <w:rFonts w:ascii="Arial Narrow" w:hAnsi="Arial Narrow"/>
+          <w:color w:val="auto"/>
+        </w:rPr>
+        <w:t/>
+      </w:r>
+      <w:r>
+        <w:rPr>
+          <w:rFonts w:ascii="Arial Narrow" w:hAnsi="Arial Narrow"/>
+          <w:color w:val="auto"/>
+        </w:rPr>
+        <w:t xml:space="preserve"/>
+      </w:r>
+      <w:r>
+        <w:rPr>
+          <w:rFonts w:ascii="Arial Narrow" w:hAnsi="Arial Narrow"/>
+          <w:color w:val="auto"/>
+        </w:rPr>
+        <w:t xml:space="preserve"/>
+      </w:r>
+      <w:r>
+        <w:rPr>
+          <w:rFonts w:ascii="Arial Narrow" w:hAnsi="Arial Narrow"/>
+          <w:color w:val="auto"/>
+        </w:rPr>
+        <w:t xml:space="preserve"/>
+      </w:r>
+      <w:r>
+        <w:rPr>
+          <w:rFonts w:ascii="Arial Narrow" w:hAnsi="Arial Narrow"/>
+          <w:color w:val="auto"/>
+        </w:rPr>
+        <w:t xml:space="preserve"/>
+      </w:r>
+      <w:r>
+        <w:rPr>
+          <w:rFonts w:ascii="Arial Narrow" w:hAnsi="Arial Narrow"/>
+          <w:color w:val="auto"/>
+        </w:rPr>
+        <w:t/>
+      </w:r>
+      <w:r>
+        <w:rPr>
+          <w:rFonts w:ascii="Arial Narrow" w:hAnsi="Arial Narrow"/>
+          <w:color w:val="auto"/>
+        </w:rPr>
+        <w:t xml:space="preserve"/>
+      </w:r>
+      <w:r>
+        <w:rPr>
+          <w:rFonts w:ascii="Arial Narrow" w:hAnsi="Arial Narrow"/>
+          <w:color w:val="auto"/>
+        </w:rPr>
+        <w:t/>
       </w:r>
       <w:r>
         <w:rPr>
@@ -686,7 +686,7 @@
           <w:rFonts w:ascii="Arial Narrow" w:hAnsi="Arial Narrow"/>
           <w:color w:val="auto"/>
         </w:rPr>
-        <w:t>.</w:t>
+        <w:t/>
       </w:r>
     </w:p>
     <w:p>
@@ -723,107 +723,107 @@
           <w:rFonts w:ascii="Arial Narrow" w:hAnsi="Arial Narrow"/>
           <w:color w:val="auto"/>
         </w:rPr>
-        <w:t xml:space="preserve">Trans </w:t>
-      </w:r>
-      <w:r>
-        <w:rPr>
-          <w:rFonts w:ascii="Arial Narrow" w:hAnsi="Arial Narrow"/>
-        </w:rPr>
-        <w:t xml:space="preserve">solicitó, en calidad </w:t>
+        <w:t xml:space="preserve">[APELLIDO] solicitó, en calidad de medida correctiva, que Rímac cumpla con realizar el pago de US$ 42 990,00 (por la suma asegurable que se contrató mediante la Póliza 2101-1061806 del Seguro Vehicular, y los intereses legales. Asimismo, no requirió de manera expresa el reembolso de costos y costas del presente procedimiento.</w:t>
+      </w:r>
+      <w:r>
+        <w:rPr>
+          <w:rFonts w:ascii="Arial Narrow" w:hAnsi="Arial Narrow"/>
+        </w:rPr>
+        <w:t xml:space="preserve"/>
       </w:r>
       <w:bookmarkStart w:id="1" w:name="_Hlk97713383"/>
       <w:r>
         <w:rPr>
           <w:rFonts w:ascii="Arial Narrow" w:hAnsi="Arial Narrow"/>
         </w:rPr>
-        <w:t xml:space="preserve">de medida correctiva, </w:t>
+        <w:t xml:space="preserve"/>
       </w:r>
       <w:bookmarkEnd w:id="1"/>
       <w:r>
         <w:rPr>
           <w:rFonts w:ascii="Arial Narrow" w:hAnsi="Arial Narrow"/>
         </w:rPr>
-        <w:t xml:space="preserve">que </w:t>
-      </w:r>
-      <w:r>
-        <w:rPr>
-          <w:rFonts w:ascii="Arial Narrow" w:hAnsi="Arial Narrow"/>
-          <w:color w:val="auto"/>
-        </w:rPr>
-        <w:t xml:space="preserve">Rímac </w:t>
-      </w:r>
-      <w:r>
-        <w:rPr>
-          <w:rFonts w:ascii="Arial Narrow" w:hAnsi="Arial Narrow"/>
-        </w:rPr>
-        <w:t xml:space="preserve">cumpla </w:t>
-      </w:r>
-      <w:r>
-        <w:rPr>
-          <w:rFonts w:ascii="Arial Narrow" w:hAnsi="Arial Narrow"/>
-        </w:rPr>
-        <w:t xml:space="preserve">con realizar el pago de US$ 42 990,00 (por la suma asegurable que se contrató mediante la </w:t>
+        <w:t xml:space="preserve"/>
+      </w:r>
+      <w:r>
+        <w:rPr>
+          <w:rFonts w:ascii="Arial Narrow" w:hAnsi="Arial Narrow"/>
+          <w:color w:val="auto"/>
+        </w:rPr>
+        <w:t xml:space="preserve"/>
+      </w:r>
+      <w:r>
+        <w:rPr>
+          <w:rFonts w:ascii="Arial Narrow" w:hAnsi="Arial Narrow"/>
+        </w:rPr>
+        <w:t xml:space="preserve"/>
+      </w:r>
+      <w:r>
+        <w:rPr>
+          <w:rFonts w:ascii="Arial Narrow" w:hAnsi="Arial Narrow"/>
+        </w:rPr>
+        <w:t xml:space="preserve"/>
       </w:r>
       <w:r>
         <w:rPr>
           <w:rFonts w:ascii="Arial Narrow" w:eastAsia="Times New Roman" w:hAnsi="Arial Narrow"/>
           <w:color w:val="000000" w:themeColor="text1"/>
         </w:rPr>
-        <w:t>Póliza 2101-1061806 del Seguro Vehicular</w:t>
-      </w:r>
-      <w:r>
-        <w:rPr>
-          <w:rFonts w:ascii="Arial Narrow" w:hAnsi="Arial Narrow"/>
-        </w:rPr>
-        <w:t>, y los intereses legales</w:t>
-      </w:r>
-      <w:r>
-        <w:rPr>
-          <w:rFonts w:ascii="Arial Narrow" w:hAnsi="Arial Narrow"/>
-        </w:rPr>
-        <w:t>.</w:t>
-      </w:r>
-      <w:r>
-        <w:rPr>
-          <w:rFonts w:ascii="Arial Narrow" w:hAnsi="Arial Narrow"/>
-        </w:rPr>
-        <w:t xml:space="preserve"> </w:t>
-      </w:r>
-      <w:r>
-        <w:rPr>
-          <w:rFonts w:ascii="Arial Narrow" w:hAnsi="Arial Narrow"/>
-        </w:rPr>
-        <w:t xml:space="preserve">Asimismo, </w:t>
-      </w:r>
-      <w:r>
-        <w:rPr>
-          <w:rFonts w:ascii="Arial Narrow" w:hAnsi="Arial Narrow"/>
-        </w:rPr>
-        <w:t xml:space="preserve">no </w:t>
-      </w:r>
-      <w:r>
-        <w:rPr>
-          <w:rFonts w:ascii="Arial Narrow" w:hAnsi="Arial Narrow"/>
-        </w:rPr>
-        <w:t xml:space="preserve">requirió </w:t>
-      </w:r>
-      <w:r>
-        <w:rPr>
-          <w:rFonts w:ascii="Arial Narrow" w:hAnsi="Arial Narrow"/>
-        </w:rPr>
-        <w:t xml:space="preserve">de manera expresa </w:t>
-      </w:r>
-      <w:r>
-        <w:rPr>
-          <w:rFonts w:ascii="Arial Narrow" w:hAnsi="Arial Narrow"/>
-        </w:rPr>
-        <w:t>el reembolso de costos y costas del presente procedimiento</w:t>
-      </w:r>
-      <w:r>
-        <w:rPr>
-          <w:rFonts w:ascii="Arial Narrow" w:hAnsi="Arial Narrow"/>
-        </w:rPr>
-        <w:t>.</w:t>
+        <w:t/>
+      </w:r>
+      <w:r>
+        <w:rPr>
+          <w:rFonts w:ascii="Arial Narrow" w:hAnsi="Arial Narrow"/>
+        </w:rPr>
+        <w:t/>
+      </w:r>
+      <w:r>
+        <w:rPr>
+          <w:rFonts w:ascii="Arial Narrow" w:hAnsi="Arial Narrow"/>
+        </w:rPr>
+        <w:t/>
+      </w:r>
+      <w:r>
+        <w:rPr>
+          <w:rFonts w:ascii="Arial Narrow" w:hAnsi="Arial Narrow"/>
+        </w:rPr>
+        <w:t xml:space="preserve"/>
+      </w:r>
+      <w:r>
+        <w:rPr>
+          <w:rFonts w:ascii="Arial Narrow" w:hAnsi="Arial Narrow"/>
+        </w:rPr>
+        <w:t xml:space="preserve"/>
+      </w:r>
+      <w:r>
+        <w:rPr>
+          <w:rFonts w:ascii="Arial Narrow" w:hAnsi="Arial Narrow"/>
+        </w:rPr>
+        <w:t xml:space="preserve"/>
+      </w:r>
+      <w:r>
+        <w:rPr>
+          <w:rFonts w:ascii="Arial Narrow" w:hAnsi="Arial Narrow"/>
+        </w:rPr>
+        <w:t xml:space="preserve"/>
+      </w:r>
+      <w:r>
+        <w:rPr>
+          <w:rFonts w:ascii="Arial Narrow" w:hAnsi="Arial Narrow"/>
+        </w:rPr>
+        <w:t xml:space="preserve"/>
+      </w:r>
+      <w:r>
+        <w:rPr>
+          <w:rFonts w:ascii="Arial Narrow" w:hAnsi="Arial Narrow"/>
+        </w:rPr>
+        <w:t/>
+      </w:r>
+      <w:r>
+        <w:rPr>
+          <w:rFonts w:ascii="Arial Narrow" w:hAnsi="Arial Narrow"/>
+        </w:rPr>
+        <w:t/>
       </w:r>
     </w:p>
     <w:p>
@@ -859,156 +859,156 @@
         <w:rPr>
           <w:rFonts w:ascii="Arial Narrow" w:hAnsi="Arial Narrow"/>
         </w:rPr>
-        <w:t xml:space="preserve">El </w:t>
-      </w:r>
-      <w:r>
-        <w:rPr>
-          <w:rFonts w:ascii="Arial Narrow" w:hAnsi="Arial Narrow"/>
-        </w:rPr>
-        <w:t>15 de enero de 2026</w:t>
-      </w:r>
-      <w:r>
-        <w:rPr>
-          <w:rFonts w:ascii="Arial Narrow" w:hAnsi="Arial Narrow"/>
-        </w:rPr>
-        <w:t>, la Secretaría</w:t>
-      </w:r>
-      <w:r>
-        <w:rPr>
-          <w:rFonts w:ascii="Arial Narrow" w:hAnsi="Arial Narrow"/>
-        </w:rPr>
-        <w:t xml:space="preserve"> Técnica de la Comisión de Protección al Consumidor 1 (en adelante, Secretaría Técnica), mediante </w:t>
-      </w:r>
-      <w:r>
-        <w:rPr>
-          <w:rFonts w:ascii="Arial Narrow" w:hAnsi="Arial Narrow"/>
-        </w:rPr>
-        <w:t>Resolución </w:t>
-      </w:r>
-      <w:r>
-        <w:rPr>
-          <w:rFonts w:ascii="Arial Narrow" w:hAnsi="Arial Narrow"/>
-        </w:rPr>
-        <w:t>2</w:t>
-      </w:r>
-      <w:r>
-        <w:rPr>
-          <w:rFonts w:ascii="Arial Narrow" w:hAnsi="Arial Narrow"/>
-        </w:rPr>
-        <w:t>, re</w:t>
-      </w:r>
-      <w:r>
-        <w:rPr>
-          <w:rFonts w:ascii="Arial Narrow" w:hAnsi="Arial Narrow"/>
-        </w:rPr>
-        <w:t>quirió</w:t>
-      </w:r>
-      <w:r>
-        <w:rPr>
-          <w:rFonts w:ascii="Arial Narrow" w:hAnsi="Arial Narrow"/>
-        </w:rPr>
-        <w:t>,</w:t>
-      </w:r>
-      <w:r>
-        <w:rPr>
-          <w:rFonts w:ascii="Arial Narrow" w:hAnsi="Arial Narrow"/>
-        </w:rPr>
-        <w:t xml:space="preserve"> que</w:t>
-      </w:r>
-      <w:r>
-        <w:rPr>
-          <w:rFonts w:ascii="Arial Narrow" w:hAnsi="Arial Narrow"/>
-        </w:rPr>
-        <w:t xml:space="preserve"> </w:t>
-      </w:r>
-      <w:r>
-        <w:rPr>
-          <w:rFonts w:ascii="Arial Narrow" w:hAnsi="Arial Narrow"/>
-          <w:color w:val="auto"/>
-        </w:rPr>
-        <w:t xml:space="preserve">Trans </w:t>
-      </w:r>
-      <w:r>
-        <w:rPr>
-          <w:rFonts w:ascii="Arial Narrow" w:hAnsi="Arial Narrow"/>
-        </w:rPr>
-        <w:t xml:space="preserve">cumpla con </w:t>
-      </w:r>
-      <w:r>
-        <w:rPr>
-          <w:rFonts w:ascii="Arial Narrow" w:hAnsi="Arial Narrow"/>
-        </w:rPr>
-        <w:t>p</w:t>
+        <w:t xml:space="preserve">El 15 de enero de 2026, la Secretaría Técnica de la Comisión de Protección al Consumidor 1 (en adelante, Secretaría Técnica), mediante Resolución 2, requirió, que [APELLIDO] cumpla con presentar las declaraciones juradas mensuales (PDT-IGV Renta mensual) del Impuesto General a las Ventas (IGV) e Impuesto a la Renta (IR) en el cual consten los ingresos netos mensuales del ejercicio correspondiente al 2024 (año anterior a la interposición de la denuncia), toda vez que el titular de la Póliza 2101-1061806 del Seguro Vehicular es una persona jurídica. </w:t>
+      </w:r>
+      <w:r>
+        <w:rPr>
+          <w:rFonts w:ascii="Arial Narrow" w:hAnsi="Arial Narrow"/>
+        </w:rPr>
+        <w:t/>
+      </w:r>
+      <w:r>
+        <w:rPr>
+          <w:rFonts w:ascii="Arial Narrow" w:hAnsi="Arial Narrow"/>
+        </w:rPr>
+        <w:t/>
+      </w:r>
+      <w:r>
+        <w:rPr>
+          <w:rFonts w:ascii="Arial Narrow" w:hAnsi="Arial Narrow"/>
+        </w:rPr>
+        <w:t xml:space="preserve"/>
+      </w:r>
+      <w:r>
+        <w:rPr>
+          <w:rFonts w:ascii="Arial Narrow" w:hAnsi="Arial Narrow"/>
+        </w:rPr>
+        <w:t/>
+      </w:r>
+      <w:r>
+        <w:rPr>
+          <w:rFonts w:ascii="Arial Narrow" w:hAnsi="Arial Narrow"/>
+        </w:rPr>
+        <w:t/>
+      </w:r>
+      <w:r>
+        <w:rPr>
+          <w:rFonts w:ascii="Arial Narrow" w:hAnsi="Arial Narrow"/>
+        </w:rPr>
+        <w:t/>
+      </w:r>
+      <w:r>
+        <w:rPr>
+          <w:rFonts w:ascii="Arial Narrow" w:hAnsi="Arial Narrow"/>
+        </w:rPr>
+        <w:t/>
+      </w:r>
+      <w:r>
+        <w:rPr>
+          <w:rFonts w:ascii="Arial Narrow" w:hAnsi="Arial Narrow"/>
+        </w:rPr>
+        <w:t/>
+      </w:r>
+      <w:r>
+        <w:rPr>
+          <w:rFonts w:ascii="Arial Narrow" w:hAnsi="Arial Narrow"/>
+        </w:rPr>
+        <w:t xml:space="preserve"/>
+      </w:r>
+      <w:r>
+        <w:rPr>
+          <w:rFonts w:ascii="Arial Narrow" w:hAnsi="Arial Narrow"/>
+        </w:rPr>
+        <w:t xml:space="preserve"/>
+      </w:r>
+      <w:r>
+        <w:rPr>
+          <w:rFonts w:ascii="Arial Narrow" w:hAnsi="Arial Narrow"/>
+          <w:color w:val="auto"/>
+        </w:rPr>
+        <w:t xml:space="preserve"/>
+      </w:r>
+      <w:r>
+        <w:rPr>
+          <w:rFonts w:ascii="Arial Narrow" w:hAnsi="Arial Narrow"/>
+        </w:rPr>
+        <w:t xml:space="preserve"/>
+      </w:r>
+      <w:r>
+        <w:rPr>
+          <w:rFonts w:ascii="Arial Narrow" w:hAnsi="Arial Narrow"/>
+        </w:rPr>
+        <w:t/>
       </w:r>
       <w:r>
         <w:rPr>
           <w:rFonts w:ascii="Arial Narrow" w:eastAsia="Times New Roman" w:hAnsi="Arial Narrow"/>
           <w:color w:val="000000" w:themeColor="text1"/>
         </w:rPr>
-        <w:t xml:space="preserve">resentar </w:t>
+        <w:t xml:space="preserve"/>
       </w:r>
       <w:r>
         <w:rPr>
           <w:rFonts w:ascii="Arial Narrow" w:eastAsia="Times New Roman" w:hAnsi="Arial Narrow"/>
           <w:color w:val="000000" w:themeColor="text1"/>
         </w:rPr>
-        <w:t>las declaraciones juradas mensuales (PDT-IGV Renta mensual</w:t>
+        <w:t/>
       </w:r>
       <w:r>
         <w:rPr>
           <w:rFonts w:ascii="Arial Narrow" w:eastAsia="Times New Roman" w:hAnsi="Arial Narrow"/>
           <w:color w:val="000000" w:themeColor="text1"/>
         </w:rPr>
-        <w:t>) del Impuesto General a las Ventas (IGV) e Impuesto a la Renta (IR) en el cual consten los ingresos netos mensuales del ejercicio correspondiente al 2024 (año anterior a la interposición de la denuncia), toda v</w:t>
+        <w:t/>
       </w:r>
       <w:r>
         <w:rPr>
           <w:rFonts w:ascii="Arial Narrow" w:eastAsia="Times New Roman" w:hAnsi="Arial Narrow"/>
           <w:color w:val="000000" w:themeColor="text1"/>
         </w:rPr>
-        <w:t xml:space="preserve">ez que el titular de la </w:t>
+        <w:t xml:space="preserve"/>
       </w:r>
       <w:r>
         <w:rPr>
           <w:rFonts w:ascii="Arial Narrow" w:eastAsia="Times New Roman" w:hAnsi="Arial Narrow"/>
           <w:color w:val="000000" w:themeColor="text1"/>
         </w:rPr>
-        <w:t xml:space="preserve">Póliza </w:t>
+        <w:t xml:space="preserve"/>
       </w:r>
       <w:r>
         <w:rPr>
           <w:rFonts w:ascii="Arial Narrow" w:eastAsia="Times New Roman" w:hAnsi="Arial Narrow"/>
           <w:color w:val="000000" w:themeColor="text1"/>
         </w:rPr>
-        <w:t xml:space="preserve">2101-1061806 </w:t>
+        <w:t xml:space="preserve"/>
       </w:r>
       <w:r>
         <w:rPr>
           <w:rFonts w:ascii="Arial Narrow" w:eastAsia="Times New Roman" w:hAnsi="Arial Narrow"/>
           <w:color w:val="000000" w:themeColor="text1"/>
         </w:rPr>
-        <w:t xml:space="preserve">del </w:t>
+        <w:t xml:space="preserve"/>
       </w:r>
       <w:r>
         <w:rPr>
           <w:rFonts w:ascii="Arial Narrow" w:eastAsia="Times New Roman" w:hAnsi="Arial Narrow"/>
           <w:color w:val="000000" w:themeColor="text1"/>
         </w:rPr>
-        <w:t xml:space="preserve">Seguro Vehicular </w:t>
+        <w:t xml:space="preserve"/>
       </w:r>
       <w:r>
         <w:rPr>
           <w:rFonts w:ascii="Arial Narrow" w:eastAsia="Times New Roman" w:hAnsi="Arial Narrow"/>
           <w:color w:val="000000" w:themeColor="text1"/>
         </w:rPr>
-        <w:t>es una persona jurídica.</w:t>
+        <w:t/>
       </w:r>
       <w:r>
         <w:rPr>
           <w:rFonts w:ascii="Arial Narrow" w:eastAsia="Times New Roman" w:hAnsi="Arial Narrow"/>
           <w:color w:val="000000" w:themeColor="text1"/>
         </w:rPr>
-        <w:t xml:space="preserve"> </w:t>
+        <w:t xml:space="preserve"/>
       </w:r>
     </w:p>
     <w:p>
@@ -1044,69 +1044,69 @@
           <w:rFonts w:ascii="Arial Narrow" w:hAnsi="Arial Narrow"/>
           <w:color w:val="auto"/>
         </w:rPr>
-        <w:t>El 21</w:t>
-      </w:r>
-      <w:r>
-        <w:rPr>
-          <w:rFonts w:ascii="Arial Narrow" w:hAnsi="Arial Narrow"/>
-          <w:color w:val="auto"/>
-        </w:rPr>
-        <w:t xml:space="preserve"> de enero de 2</w:t>
-      </w:r>
-      <w:r>
-        <w:rPr>
-          <w:rFonts w:ascii="Arial Narrow" w:hAnsi="Arial Narrow"/>
-          <w:color w:val="auto"/>
-        </w:rPr>
-        <w:t>025</w:t>
-      </w:r>
-      <w:r>
-        <w:rPr>
-          <w:rFonts w:ascii="Arial Narrow" w:hAnsi="Arial Narrow"/>
-          <w:color w:val="auto"/>
-        </w:rPr>
-        <w:t>,</w:t>
-      </w:r>
-      <w:r>
-        <w:rPr>
-          <w:rFonts w:ascii="Arial Narrow" w:hAnsi="Arial Narrow"/>
-          <w:color w:val="auto"/>
-        </w:rPr>
-        <w:t xml:space="preserve"> </w:t>
-      </w:r>
-      <w:r>
-        <w:rPr>
-          <w:rFonts w:ascii="Arial Narrow" w:hAnsi="Arial Narrow"/>
-          <w:color w:val="auto"/>
-        </w:rPr>
-        <w:t>Trans presentó un escrito por cual</w:t>
-      </w:r>
-      <w:r>
-        <w:rPr>
-          <w:rFonts w:ascii="Arial Narrow" w:hAnsi="Arial Narrow"/>
-          <w:color w:val="auto"/>
-        </w:rPr>
-        <w:t xml:space="preserve"> adjuntó las declaraciones mensuales (PDT-IGV Renta mensual) del Impuesto General a las Ventas (IGV) e Impuesto a la Renta (IR) completas del ejercicio correspondiente al año </w:t>
-      </w:r>
-      <w:r>
-        <w:rPr>
-          <w:rFonts w:ascii="Arial Narrow" w:hAnsi="Arial Narrow"/>
-          <w:color w:val="auto"/>
-        </w:rPr>
-        <w:t>2024</w:t>
-      </w:r>
-      <w:r>
-        <w:rPr>
-          <w:rFonts w:ascii="Arial Narrow" w:hAnsi="Arial Narrow"/>
-          <w:color w:val="auto"/>
-        </w:rPr>
-        <w:t xml:space="preserve">, </w:t>
-      </w:r>
-      <w:r>
-        <w:rPr>
-          <w:rFonts w:ascii="Arial Narrow" w:hAnsi="Arial Narrow"/>
-        </w:rPr>
-        <w:t>cuya confidencialidad será evaluada.</w:t>
+        <w:t xml:space="preserve">El 21 de enero de 2025, [APELLIDO] presentó un escrito por cual adjuntó las declaraciones mensuales (PDT-IGV Renta mensual) del Impuesto General a las Ventas (IGV) e Impuesto a la Renta (IR) completas del ejercicio correspondiente al año 2024, cuya confidencialidad será evaluada.</w:t>
+      </w:r>
+      <w:r>
+        <w:rPr>
+          <w:rFonts w:ascii="Arial Narrow" w:hAnsi="Arial Narrow"/>
+          <w:color w:val="auto"/>
+        </w:rPr>
+        <w:t xml:space="preserve"/>
+      </w:r>
+      <w:r>
+        <w:rPr>
+          <w:rFonts w:ascii="Arial Narrow" w:hAnsi="Arial Narrow"/>
+          <w:color w:val="auto"/>
+        </w:rPr>
+        <w:t/>
+      </w:r>
+      <w:r>
+        <w:rPr>
+          <w:rFonts w:ascii="Arial Narrow" w:hAnsi="Arial Narrow"/>
+          <w:color w:val="auto"/>
+        </w:rPr>
+        <w:t/>
+      </w:r>
+      <w:r>
+        <w:rPr>
+          <w:rFonts w:ascii="Arial Narrow" w:hAnsi="Arial Narrow"/>
+          <w:color w:val="auto"/>
+        </w:rPr>
+        <w:t xml:space="preserve"/>
+      </w:r>
+      <w:r>
+        <w:rPr>
+          <w:rFonts w:ascii="Arial Narrow" w:hAnsi="Arial Narrow"/>
+          <w:color w:val="auto"/>
+        </w:rPr>
+        <w:t/>
+      </w:r>
+      <w:r>
+        <w:rPr>
+          <w:rFonts w:ascii="Arial Narrow" w:hAnsi="Arial Narrow"/>
+          <w:color w:val="auto"/>
+        </w:rPr>
+        <w:t xml:space="preserve"/>
+      </w:r>
+      <w:r>
+        <w:rPr>
+          <w:rFonts w:ascii="Arial Narrow" w:hAnsi="Arial Narrow"/>
+          <w:color w:val="auto"/>
+        </w:rPr>
+        <w:t/>
+      </w:r>
+      <w:r>
+        <w:rPr>
+          <w:rFonts w:ascii="Arial Narrow" w:hAnsi="Arial Narrow"/>
+          <w:color w:val="auto"/>
+        </w:rPr>
+        <w:t xml:space="preserve"/>
+      </w:r>
+      <w:r>
+        <w:rPr>
+          <w:rFonts w:ascii="Arial Narrow" w:hAnsi="Arial Narrow"/>
+        </w:rPr>
+        <w:t/>
       </w:r>
     </w:p>
     <w:p>
@@ -1142,147 +1142,147 @@
         <w:rPr>
           <w:rFonts w:ascii="Arial Narrow" w:hAnsi="Arial Narrow"/>
         </w:rPr>
-        <w:t>E</w:t>
-      </w:r>
-      <w:r>
-        <w:rPr>
-          <w:rFonts w:ascii="Arial Narrow" w:hAnsi="Arial Narrow"/>
-        </w:rPr>
-        <w:t xml:space="preserve">l 19 de julio de 2023, </w:t>
-      </w:r>
-      <w:r>
-        <w:rPr>
-          <w:rFonts w:ascii="Arial Narrow" w:hAnsi="Arial Narrow"/>
-        </w:rPr>
-        <w:t>el Pleno de la Comisión</w:t>
-      </w:r>
-      <w:r>
-        <w:rPr>
-          <w:rFonts w:ascii="Arial Narrow" w:hAnsi="Arial Narrow"/>
-        </w:rPr>
-        <w:t xml:space="preserve"> de Protección al Consumidor 1 (en adelante, Comisión) </w:t>
-      </w:r>
-      <w:r>
-        <w:rPr>
-          <w:rFonts w:ascii="Arial Narrow" w:hAnsi="Arial Narrow"/>
-        </w:rPr>
-        <w:t>acordó delegar</w:t>
-      </w:r>
-      <w:r>
-        <w:rPr>
-          <w:rFonts w:ascii="Arial Narrow" w:hAnsi="Arial Narrow"/>
-        </w:rPr>
-        <w:t xml:space="preserve"> a la Secretaría Técnica </w:t>
-      </w:r>
-      <w:r>
-        <w:rPr>
-          <w:rFonts w:ascii="Arial Narrow" w:hAnsi="Arial Narrow"/>
-        </w:rPr>
-        <w:t xml:space="preserve">de la Comisión </w:t>
-      </w:r>
-      <w:r>
-        <w:rPr>
-          <w:rFonts w:ascii="Arial Narrow" w:hAnsi="Arial Narrow"/>
-        </w:rPr>
-        <w:t>de Protección al Consumidor 1 (en adelante, la Secretaría Técnica</w:t>
-      </w:r>
-      <w:r>
-        <w:rPr>
-          <w:rFonts w:ascii="Arial Narrow" w:hAnsi="Arial Narrow"/>
-        </w:rPr>
-        <w:t xml:space="preserve">) </w:t>
-      </w:r>
-      <w:r>
-        <w:rPr>
-          <w:rFonts w:ascii="Arial Narrow" w:hAnsi="Arial Narrow"/>
-        </w:rPr>
-        <w:t>la facultad</w:t>
-      </w:r>
-      <w:r>
-        <w:rPr>
-          <w:rFonts w:ascii="Arial Narrow" w:hAnsi="Arial Narrow"/>
-        </w:rPr>
-        <w:t xml:space="preserve"> de</w:t>
-      </w:r>
-      <w:r>
-        <w:rPr>
-          <w:rFonts w:ascii="Arial Narrow" w:hAnsi="Arial Narrow"/>
-        </w:rPr>
-        <w:t xml:space="preserve"> </w:t>
-      </w:r>
-      <w:r>
-        <w:rPr>
-          <w:rFonts w:ascii="Arial Narrow" w:hAnsi="Arial Narrow"/>
-        </w:rPr>
-        <w:t xml:space="preserve">calificar y declarar la confidencialidad de la información solicitada </w:t>
-      </w:r>
-      <w:r>
-        <w:rPr>
-          <w:rFonts w:ascii="Arial Narrow" w:hAnsi="Arial Narrow"/>
-        </w:rPr>
-        <w:t>a</w:t>
-      </w:r>
-      <w:r>
-        <w:rPr>
-          <w:rFonts w:ascii="Arial Narrow" w:hAnsi="Arial Narrow"/>
-        </w:rPr>
-        <w:t xml:space="preserve"> pedido de parte o de oficio</w:t>
+        <w:t xml:space="preserve">El 19 de julio de 2023, el Pleno de la Comisión de Protección al Consumidor 1 (en adelante, Comisión) acordó delegar a la Secretaría Técnica de la Comisión de Protección al Consumidor 1 (en adelante, la Secretaría Técnica) la facultad de calificar y declarar la confidencialidad de la información solicitada a pedido de parte o de oficio, en el marco de la tramitación de los procedimientos de protección al consumidor, en primera y segunda instancia administrativa. En ese sentido, corresponde emitir un pronunciamiento respecto a la confidencialidad de la documentación presentada por [APELLIDO]. </w:t>
+      </w:r>
+      <w:r>
+        <w:rPr>
+          <w:rFonts w:ascii="Arial Narrow" w:hAnsi="Arial Narrow"/>
+        </w:rPr>
+        <w:t xml:space="preserve"/>
+      </w:r>
+      <w:r>
+        <w:rPr>
+          <w:rFonts w:ascii="Arial Narrow" w:hAnsi="Arial Narrow"/>
+        </w:rPr>
+        <w:t/>
+      </w:r>
+      <w:r>
+        <w:rPr>
+          <w:rFonts w:ascii="Arial Narrow" w:hAnsi="Arial Narrow"/>
+        </w:rPr>
+        <w:t xml:space="preserve"/>
+      </w:r>
+      <w:r>
+        <w:rPr>
+          <w:rFonts w:ascii="Arial Narrow" w:hAnsi="Arial Narrow"/>
+        </w:rPr>
+        <w:t/>
+      </w:r>
+      <w:r>
+        <w:rPr>
+          <w:rFonts w:ascii="Arial Narrow" w:hAnsi="Arial Narrow"/>
+        </w:rPr>
+        <w:t xml:space="preserve"/>
+      </w:r>
+      <w:r>
+        <w:rPr>
+          <w:rFonts w:ascii="Arial Narrow" w:hAnsi="Arial Narrow"/>
+        </w:rPr>
+        <w:t xml:space="preserve"/>
+      </w:r>
+      <w:r>
+        <w:rPr>
+          <w:rFonts w:ascii="Arial Narrow" w:hAnsi="Arial Narrow"/>
+        </w:rPr>
+        <w:t/>
+      </w:r>
+      <w:r>
+        <w:rPr>
+          <w:rFonts w:ascii="Arial Narrow" w:hAnsi="Arial Narrow"/>
+        </w:rPr>
+        <w:t xml:space="preserve"/>
+      </w:r>
+      <w:r>
+        <w:rPr>
+          <w:rFonts w:ascii="Arial Narrow" w:hAnsi="Arial Narrow"/>
+        </w:rPr>
+        <w:t/>
+      </w:r>
+      <w:r>
+        <w:rPr>
+          <w:rFonts w:ascii="Arial Narrow" w:hAnsi="Arial Narrow"/>
+        </w:rPr>
+        <w:t xml:space="preserve"/>
+      </w:r>
+      <w:r>
+        <w:rPr>
+          <w:rFonts w:ascii="Arial Narrow" w:hAnsi="Arial Narrow"/>
+        </w:rPr>
+        <w:t xml:space="preserve"/>
+      </w:r>
+      <w:r>
+        <w:rPr>
+          <w:rFonts w:ascii="Arial Narrow" w:hAnsi="Arial Narrow"/>
+        </w:rPr>
+        <w:t xml:space="preserve"/>
+      </w:r>
+      <w:r>
+        <w:rPr>
+          <w:rFonts w:ascii="Arial Narrow" w:hAnsi="Arial Narrow"/>
+        </w:rPr>
+        <w:t/>
+      </w:r>
+      <w:r>
+        <w:rPr>
+          <w:rFonts w:ascii="Arial Narrow" w:hAnsi="Arial Narrow"/>
+        </w:rPr>
+        <w:t xml:space="preserve"/>
       </w:r>
       <w:r>
         <w:rPr>
           <w:rFonts w:ascii="Arial Narrow" w:hAnsi="Arial Narrow"/>
           <w:lang w:val="es-ES" w:eastAsia="es-ES"/>
         </w:rPr>
-        <w:t>, en el marco de la tramitación de los procedimientos de protección al consumidor, en primera y segunda instancia</w:t>
+        <w:t/>
       </w:r>
       <w:r>
         <w:rPr>
           <w:rFonts w:ascii="Arial Narrow" w:hAnsi="Arial Narrow"/>
           <w:lang w:val="es-ES" w:eastAsia="es-ES"/>
         </w:rPr>
-        <w:t xml:space="preserve"> administrativa</w:t>
+        <w:t xml:space="preserve"/>
       </w:r>
       <w:r>
         <w:rPr>
           <w:rFonts w:ascii="Arial Narrow" w:hAnsi="Arial Narrow"/>
           <w:lang w:val="es-ES" w:eastAsia="es-ES"/>
         </w:rPr>
-        <w:t xml:space="preserve">. En ese sentido, </w:t>
+        <w:t xml:space="preserve"/>
       </w:r>
       <w:r>
         <w:rPr>
           <w:rFonts w:ascii="Arial Narrow" w:hAnsi="Arial Narrow"/>
           <w:lang w:val="es-ES" w:eastAsia="es-ES"/>
         </w:rPr>
-        <w:t xml:space="preserve">corresponde emitir un pronunciamiento </w:t>
+        <w:t xml:space="preserve"/>
       </w:r>
       <w:r>
         <w:rPr>
           <w:rFonts w:ascii="Arial Narrow" w:hAnsi="Arial Narrow"/>
           <w:lang w:val="es-ES" w:eastAsia="es-ES"/>
         </w:rPr>
-        <w:t>respecto a la confidencialidad de la documentación presentada por</w:t>
+        <w:t/>
       </w:r>
       <w:r>
         <w:rPr>
           <w:rFonts w:ascii="Arial Narrow" w:hAnsi="Arial Narrow"/>
           <w:lang w:val="es-ES" w:eastAsia="es-ES"/>
         </w:rPr>
-        <w:t xml:space="preserve"> </w:t>
-      </w:r>
-      <w:r>
-        <w:rPr>
-          <w:rFonts w:ascii="Arial Narrow" w:hAnsi="Arial Narrow"/>
-          <w:color w:val="auto"/>
-        </w:rPr>
-        <w:t>Trans</w:t>
-      </w:r>
-      <w:r>
-        <w:rPr>
-          <w:rFonts w:ascii="Arial Narrow" w:hAnsi="Arial Narrow"/>
-          <w:color w:val="auto"/>
-        </w:rPr>
-        <w:t xml:space="preserve">. </w:t>
+        <w:t xml:space="preserve"/>
+      </w:r>
+      <w:r>
+        <w:rPr>
+          <w:rFonts w:ascii="Arial Narrow" w:hAnsi="Arial Narrow"/>
+          <w:color w:val="auto"/>
+        </w:rPr>
+        <w:t/>
+      </w:r>
+      <w:r>
+        <w:rPr>
+          <w:rFonts w:ascii="Arial Narrow" w:hAnsi="Arial Narrow"/>
+          <w:color w:val="auto"/>
+        </w:rPr>
+        <w:t xml:space="preserve"/>
       </w:r>
     </w:p>
     <w:p>
@@ -1837,111 +1837,111 @@
           <w:rFonts w:ascii="Arial Narrow" w:hAnsi="Arial Narrow"/>
           <w:color w:val="auto"/>
         </w:rPr>
-        <w:t xml:space="preserve">Trans </w:t>
-      </w:r>
-      <w:r>
-        <w:rPr>
-          <w:rFonts w:ascii="Arial Narrow" w:hAnsi="Arial Narrow"/>
-        </w:rPr>
-        <w:t xml:space="preserve">presentó un escrito el </w:t>
-      </w:r>
-      <w:r>
-        <w:rPr>
-          <w:rFonts w:ascii="Arial Narrow" w:hAnsi="Arial Narrow"/>
-          <w:color w:val="auto"/>
-        </w:rPr>
-        <w:t>21 de enero de 2025</w:t>
-      </w:r>
-      <w:r>
-        <w:rPr>
-          <w:rFonts w:ascii="Arial Narrow" w:hAnsi="Arial Narrow"/>
-        </w:rPr>
-        <w:t>, mediante el cual</w:t>
-      </w:r>
-      <w:r>
-        <w:rPr>
-          <w:rFonts w:ascii="Arial Narrow" w:hAnsi="Arial Narrow"/>
-        </w:rPr>
-        <w:t xml:space="preserve"> </w:t>
-      </w:r>
-      <w:r>
-        <w:rPr>
-          <w:rFonts w:ascii="Arial Narrow" w:hAnsi="Arial Narrow"/>
-        </w:rPr>
-        <w:t>presentó</w:t>
-      </w:r>
-      <w:r>
-        <w:rPr>
-          <w:rFonts w:ascii="Arial Narrow" w:hAnsi="Arial Narrow"/>
-        </w:rPr>
-        <w:t xml:space="preserve"> las declaraciones mensuales (PDT-IGV Renta mensual) del Impuesto General a las </w:t>
-      </w:r>
-      <w:r>
-        <w:rPr>
-          <w:rFonts w:ascii="Arial Narrow" w:hAnsi="Arial Narrow"/>
-        </w:rPr>
-        <w:t xml:space="preserve">Ventas (IGV) e Impuesto a la Renta (IR) completas del ejercicio </w:t>
+        <w:t xml:space="preserve">[APELLIDO] presentó un escrito el 21 de enero de 2025, mediante el cual presentó las declaraciones mensuales (PDT-IGV Renta mensual) del Impuesto General a las Ventas (IGV) e Impuesto a la Renta (IR) completas del ejercicio correspondiente al 2024 (año anterior a la interposición de la denuncia), el cual contiene información correspondiente a PDT-IGV Renta mensual, IGV, e IR; por lo que corresponde que la Secretaría Técnica -por delegación de facultades- evalúe su confidencialidad.</w:t>
+      </w:r>
+      <w:r>
+        <w:rPr>
+          <w:rFonts w:ascii="Arial Narrow" w:hAnsi="Arial Narrow"/>
+        </w:rPr>
+        <w:t xml:space="preserve"/>
+      </w:r>
+      <w:r>
+        <w:rPr>
+          <w:rFonts w:ascii="Arial Narrow" w:hAnsi="Arial Narrow"/>
+          <w:color w:val="auto"/>
+        </w:rPr>
+        <w:t/>
+      </w:r>
+      <w:r>
+        <w:rPr>
+          <w:rFonts w:ascii="Arial Narrow" w:hAnsi="Arial Narrow"/>
+        </w:rPr>
+        <w:t/>
+      </w:r>
+      <w:r>
+        <w:rPr>
+          <w:rFonts w:ascii="Arial Narrow" w:hAnsi="Arial Narrow"/>
+        </w:rPr>
+        <w:t xml:space="preserve"/>
+      </w:r>
+      <w:r>
+        <w:rPr>
+          <w:rFonts w:ascii="Arial Narrow" w:hAnsi="Arial Narrow"/>
+        </w:rPr>
+        <w:t/>
+      </w:r>
+      <w:r>
+        <w:rPr>
+          <w:rFonts w:ascii="Arial Narrow" w:hAnsi="Arial Narrow"/>
+        </w:rPr>
+        <w:t xml:space="preserve"/>
+      </w:r>
+      <w:r>
+        <w:rPr>
+          <w:rFonts w:ascii="Arial Narrow" w:hAnsi="Arial Narrow"/>
+        </w:rPr>
+        <w:t xml:space="preserve"/>
       </w:r>
       <w:r>
         <w:rPr>
           <w:rFonts w:ascii="Arial Narrow" w:eastAsia="Times New Roman" w:hAnsi="Arial Narrow"/>
           <w:color w:val="000000" w:themeColor="text1"/>
         </w:rPr>
-        <w:t>correspondiente al 2024 (año anterior a la interposición de la denuncia),</w:t>
-      </w:r>
-      <w:r>
-        <w:rPr>
-          <w:rFonts w:ascii="Arial Narrow" w:hAnsi="Arial Narrow"/>
-        </w:rPr>
-        <w:t xml:space="preserve"> el cual contiene información correspondiente</w:t>
-      </w:r>
-      <w:r>
-        <w:rPr>
-          <w:rFonts w:ascii="Arial Narrow" w:hAnsi="Arial Narrow"/>
-        </w:rPr>
-        <w:t xml:space="preserve"> a</w:t>
-      </w:r>
-      <w:r>
-        <w:rPr>
-          <w:rFonts w:ascii="Arial Narrow" w:hAnsi="Arial Narrow"/>
-        </w:rPr>
-        <w:t xml:space="preserve"> PDT-IGV Renta mensual, IGV</w:t>
-      </w:r>
-      <w:r>
-        <w:rPr>
-          <w:rFonts w:ascii="Arial Narrow" w:hAnsi="Arial Narrow"/>
-        </w:rPr>
-        <w:t>, e IR</w:t>
-      </w:r>
-      <w:r>
-        <w:rPr>
-          <w:rFonts w:ascii="Arial Narrow" w:hAnsi="Arial Narrow"/>
-        </w:rPr>
-        <w:t>;</w:t>
-      </w:r>
-      <w:r>
-        <w:rPr>
-          <w:rFonts w:ascii="Arial Narrow" w:hAnsi="Arial Narrow"/>
-        </w:rPr>
-        <w:t xml:space="preserve"> por lo que corresponde</w:t>
-      </w:r>
-      <w:r>
-        <w:rPr>
-          <w:rFonts w:ascii="Arial Narrow" w:hAnsi="Arial Narrow"/>
-        </w:rPr>
-        <w:t xml:space="preserve"> que la Secretaría Técnica -por delegación de facultades</w:t>
-      </w:r>
-      <w:r>
-        <w:rPr>
-          <w:rFonts w:ascii="Arial Narrow" w:hAnsi="Arial Narrow"/>
-        </w:rPr>
-        <w:t>- evalúe</w:t>
-      </w:r>
-      <w:r>
-        <w:rPr>
-          <w:rFonts w:ascii="Arial Narrow" w:hAnsi="Arial Narrow"/>
-        </w:rPr>
-        <w:t xml:space="preserve"> su confidencialidad.</w:t>
+        <w:t/>
+      </w:r>
+      <w:r>
+        <w:rPr>
+          <w:rFonts w:ascii="Arial Narrow" w:hAnsi="Arial Narrow"/>
+        </w:rPr>
+        <w:t xml:space="preserve"/>
+      </w:r>
+      <w:r>
+        <w:rPr>
+          <w:rFonts w:ascii="Arial Narrow" w:hAnsi="Arial Narrow"/>
+        </w:rPr>
+        <w:t xml:space="preserve"/>
+      </w:r>
+      <w:r>
+        <w:rPr>
+          <w:rFonts w:ascii="Arial Narrow" w:hAnsi="Arial Narrow"/>
+        </w:rPr>
+        <w:t xml:space="preserve"/>
+      </w:r>
+      <w:r>
+        <w:rPr>
+          <w:rFonts w:ascii="Arial Narrow" w:hAnsi="Arial Narrow"/>
+        </w:rPr>
+        <w:t/>
+      </w:r>
+      <w:r>
+        <w:rPr>
+          <w:rFonts w:ascii="Arial Narrow" w:hAnsi="Arial Narrow"/>
+        </w:rPr>
+        <w:t/>
+      </w:r>
+      <w:r>
+        <w:rPr>
+          <w:rFonts w:ascii="Arial Narrow" w:hAnsi="Arial Narrow"/>
+        </w:rPr>
+        <w:t xml:space="preserve"/>
+      </w:r>
+      <w:r>
+        <w:rPr>
+          <w:rFonts w:ascii="Arial Narrow" w:hAnsi="Arial Narrow"/>
+        </w:rPr>
+        <w:t xml:space="preserve"/>
+      </w:r>
+      <w:r>
+        <w:rPr>
+          <w:rFonts w:ascii="Arial Narrow" w:hAnsi="Arial Narrow"/>
+        </w:rPr>
+        <w:t/>
+      </w:r>
+      <w:r>
+        <w:rPr>
+          <w:rFonts w:ascii="Arial Narrow" w:hAnsi="Arial Narrow"/>
+        </w:rPr>
+        <w:t xml:space="preserve"/>
       </w:r>
     </w:p>
     <w:p>
@@ -2060,90 +2060,90 @@
           <w:rStyle w:val="normaltextrun"/>
           <w:rFonts w:ascii="Arial Narrow" w:hAnsi="Arial Narrow"/>
         </w:rPr>
-        <w:t>En el presente caso,</w:t>
+        <w:t xml:space="preserve">En el presente caso, [APELLIDO] adjuntó a su escrito del 21 de enero de 2025, la copia de la constancia de presentación del PDT correspondiente a la Declaración Jurada de Pago Mensual del Impuesto a la Renta de Tercera Categoría; así como, el PDT-IGV-Renta Mensual del ejercicio correspondiente al 2024 (año anterior a la interposición de la denuncia).</w:t>
       </w:r>
       <w:r>
         <w:rPr>
           <w:rStyle w:val="normaltextrun"/>
           <w:rFonts w:ascii="Arial Narrow" w:hAnsi="Arial Narrow"/>
         </w:rPr>
-        <w:t xml:space="preserve"> </w:t>
-      </w:r>
-      <w:r>
-        <w:rPr>
-          <w:rFonts w:ascii="Arial Narrow" w:hAnsi="Arial Narrow"/>
-          <w:color w:val="auto"/>
-        </w:rPr>
-        <w:t xml:space="preserve">Trans </w:t>
-      </w:r>
-      <w:r>
-        <w:rPr>
-          <w:rFonts w:ascii="Arial Narrow" w:hAnsi="Arial Narrow"/>
-          <w:color w:val="auto"/>
-        </w:rPr>
-        <w:t>adjuntó a su</w:t>
-      </w:r>
-      <w:r>
-        <w:rPr>
-          <w:rFonts w:ascii="Arial Narrow" w:hAnsi="Arial Narrow"/>
-          <w:color w:val="auto"/>
-        </w:rPr>
-        <w:t xml:space="preserve"> escrito </w:t>
-      </w:r>
-      <w:r>
-        <w:rPr>
-          <w:rFonts w:ascii="Arial Narrow" w:hAnsi="Arial Narrow"/>
-          <w:color w:val="auto"/>
-        </w:rPr>
-        <w:t>d</w:t>
-      </w:r>
-      <w:r>
-        <w:rPr>
-          <w:rFonts w:ascii="Arial Narrow" w:hAnsi="Arial Narrow"/>
-          <w:color w:val="auto"/>
-        </w:rPr>
-        <w:t xml:space="preserve">el </w:t>
-      </w:r>
-      <w:r>
-        <w:rPr>
-          <w:rFonts w:ascii="Arial Narrow" w:hAnsi="Arial Narrow"/>
-          <w:color w:val="auto"/>
-        </w:rPr>
-        <w:t>21 de enero de 2025</w:t>
+        <w:t xml:space="preserve"/>
+      </w:r>
+      <w:r>
+        <w:rPr>
+          <w:rFonts w:ascii="Arial Narrow" w:hAnsi="Arial Narrow"/>
+          <w:color w:val="auto"/>
+        </w:rPr>
+        <w:t xml:space="preserve"/>
+      </w:r>
+      <w:r>
+        <w:rPr>
+          <w:rFonts w:ascii="Arial Narrow" w:hAnsi="Arial Narrow"/>
+          <w:color w:val="auto"/>
+        </w:rPr>
+        <w:t/>
+      </w:r>
+      <w:r>
+        <w:rPr>
+          <w:rFonts w:ascii="Arial Narrow" w:hAnsi="Arial Narrow"/>
+          <w:color w:val="auto"/>
+        </w:rPr>
+        <w:t xml:space="preserve"/>
+      </w:r>
+      <w:r>
+        <w:rPr>
+          <w:rFonts w:ascii="Arial Narrow" w:hAnsi="Arial Narrow"/>
+          <w:color w:val="auto"/>
+        </w:rPr>
+        <w:t/>
+      </w:r>
+      <w:r>
+        <w:rPr>
+          <w:rFonts w:ascii="Arial Narrow" w:hAnsi="Arial Narrow"/>
+          <w:color w:val="auto"/>
+        </w:rPr>
+        <w:t xml:space="preserve"/>
+      </w:r>
+      <w:r>
+        <w:rPr>
+          <w:rFonts w:ascii="Arial Narrow" w:hAnsi="Arial Narrow"/>
+          <w:color w:val="auto"/>
+        </w:rPr>
+        <w:t/>
       </w:r>
       <w:r>
         <w:rPr>
           <w:rStyle w:val="normaltextrun"/>
           <w:rFonts w:ascii="Arial Narrow" w:hAnsi="Arial Narrow"/>
         </w:rPr>
-        <w:t xml:space="preserve">, la copia de la constancia de presentación del PDT correspondiente a la Declaración Jurada de Pago </w:t>
+        <w:t xml:space="preserve"/>
       </w:r>
       <w:r>
         <w:rPr>
           <w:rStyle w:val="normaltextrun"/>
           <w:rFonts w:ascii="Arial Narrow" w:hAnsi="Arial Narrow"/>
         </w:rPr>
-        <w:t xml:space="preserve">Mensual del Impuesto a la Renta de Tercera Categoría; así como, el PDT-IGV-Renta Mensual </w:t>
-      </w:r>
-      <w:r>
-        <w:rPr>
-          <w:rFonts w:ascii="Arial Narrow" w:hAnsi="Arial Narrow"/>
-        </w:rPr>
-        <w:t xml:space="preserve">del ejercicio </w:t>
+        <w:t xml:space="preserve"/>
+      </w:r>
+      <w:r>
+        <w:rPr>
+          <w:rFonts w:ascii="Arial Narrow" w:hAnsi="Arial Narrow"/>
+        </w:rPr>
+        <w:t xml:space="preserve"/>
       </w:r>
       <w:r>
         <w:rPr>
           <w:rFonts w:ascii="Arial Narrow" w:eastAsia="Times New Roman" w:hAnsi="Arial Narrow"/>
           <w:color w:val="000000" w:themeColor="text1"/>
         </w:rPr>
-        <w:t>correspondiente al 2024 (año anterior a la interposición de la denuncia)</w:t>
+        <w:t/>
       </w:r>
       <w:r>
         <w:rPr>
           <w:rStyle w:val="normaltextrun"/>
           <w:rFonts w:ascii="Arial Narrow" w:hAnsi="Arial Narrow"/>
         </w:rPr>
-        <w:t>.</w:t>
+        <w:t/>
       </w:r>
     </w:p>
     <w:p>
@@ -2226,34 +2226,34 @@
           <w:rFonts w:ascii="Arial Narrow" w:hAnsi="Arial Narrow"/>
           <w:color w:val="auto"/>
         </w:rPr>
-        <w:t xml:space="preserve">En consecuencia, conforme a lo dispuesto en el artículo 85 del Código Tributario, la Secretaría Técnica considera que corresponde declarar la confidencialidad de la información contenida en las copias de las declaraciones juradas mensuales (PDT-IGV Renta </w:t>
-      </w:r>
-      <w:r>
-        <w:rPr>
-          <w:rFonts w:ascii="Arial Narrow" w:hAnsi="Arial Narrow"/>
-          <w:color w:val="auto"/>
-        </w:rPr>
-        <w:t xml:space="preserve">mensual) del Impuesto </w:t>
-      </w:r>
-      <w:r>
-        <w:rPr>
-          <w:rFonts w:ascii="Arial Narrow" w:hAnsi="Arial Narrow"/>
-          <w:color w:val="auto"/>
-        </w:rPr>
-        <w:t xml:space="preserve">General a las Ventas (IGV) e Impuesto a la Renta (IR) </w:t>
-      </w:r>
-      <w:r>
-        <w:rPr>
-          <w:rFonts w:ascii="Arial Narrow" w:hAnsi="Arial Narrow"/>
-        </w:rPr>
-        <w:t xml:space="preserve">del ejercicio </w:t>
+        <w:t xml:space="preserve">En consecuencia, conforme a lo dispuesto en el artículo 85 del Código Tributario, la Secretaría Técnica considera que corresponde declarar la confidencialidad de la información contenida en las copias de las declaraciones juradas mensuales (PDT-IGV Renta mensual) del Impuesto General a las Ventas (IGV) e Impuesto a la Renta (IR) del ejercicio correspondiente al periodo 2024 [APELLIDO] que obra en el documento 2 denominado “DECLARACIONES JURADAS 2024 [APELLIDO] CC1.PDF” de la pieza 15 del escrito del 21 de enero de 2025 del expediente, y, referidas a las declaraciones mensuales (PDT-IGV Renta mensual) del Impuesto General a las Ventas (IGV) e Impuesto a la Renta (IR) completas del ejercicio correspondiente al año/periodo 2024 ; precisándose que la confidencialidad declarada deberá mantenerse permanentemente.</w:t>
+      </w:r>
+      <w:r>
+        <w:rPr>
+          <w:rFonts w:ascii="Arial Narrow" w:hAnsi="Arial Narrow"/>
+          <w:color w:val="auto"/>
+        </w:rPr>
+        <w:t xml:space="preserve"/>
+      </w:r>
+      <w:r>
+        <w:rPr>
+          <w:rFonts w:ascii="Arial Narrow" w:hAnsi="Arial Narrow"/>
+          <w:color w:val="auto"/>
+        </w:rPr>
+        <w:t xml:space="preserve"/>
+      </w:r>
+      <w:r>
+        <w:rPr>
+          <w:rFonts w:ascii="Arial Narrow" w:hAnsi="Arial Narrow"/>
+        </w:rPr>
+        <w:t xml:space="preserve"/>
       </w:r>
       <w:r>
         <w:rPr>
           <w:rFonts w:ascii="Arial Narrow" w:eastAsia="Times New Roman" w:hAnsi="Arial Narrow"/>
           <w:color w:val="000000" w:themeColor="text1"/>
         </w:rPr>
-        <w:t xml:space="preserve">correspondiente al periodo </w:t>
+        <w:t xml:space="preserve"/>
       </w:r>
       <w:r>
         <w:rPr>
@@ -2261,59 +2261,59 @@
           <w:color w:val="000000" w:themeColor="text1"/>
           <w:u w:val="single"/>
         </w:rPr>
-        <w:t>2024</w:t>
+        <w:t/>
       </w:r>
       <w:r>
         <w:rPr>
           <w:rFonts w:ascii="Arial Narrow" w:eastAsia="Times New Roman" w:hAnsi="Arial Narrow"/>
           <w:color w:val="000000" w:themeColor="text1"/>
         </w:rPr>
-        <w:t xml:space="preserve"> </w:t>
-      </w:r>
-      <w:r>
-        <w:rPr>
-          <w:rFonts w:ascii="Arial Narrow" w:hAnsi="Arial Narrow"/>
-          <w:color w:val="auto"/>
-        </w:rPr>
-        <w:t xml:space="preserve">de </w:t>
-      </w:r>
-      <w:r>
-        <w:rPr>
-          <w:rFonts w:ascii="Arial Narrow" w:hAnsi="Arial Narrow"/>
-          <w:color w:val="auto"/>
-        </w:rPr>
-        <w:t xml:space="preserve">Trans </w:t>
+        <w:t xml:space="preserve"/>
+      </w:r>
+      <w:r>
+        <w:rPr>
+          <w:rFonts w:ascii="Arial Narrow" w:hAnsi="Arial Narrow"/>
+          <w:color w:val="auto"/>
+        </w:rPr>
+        <w:t xml:space="preserve"/>
+      </w:r>
+      <w:r>
+        <w:rPr>
+          <w:rFonts w:ascii="Arial Narrow" w:hAnsi="Arial Narrow"/>
+          <w:color w:val="auto"/>
+        </w:rPr>
+        <w:t xml:space="preserve"/>
       </w:r>
       <w:r>
         <w:rPr>
           <w:rFonts w:ascii="Arial Narrow" w:eastAsia="Times New Roman" w:hAnsi="Arial Narrow"/>
           <w:color w:val="000000" w:themeColor="text1"/>
         </w:rPr>
-        <w:t xml:space="preserve">que </w:t>
-      </w:r>
-      <w:r>
-        <w:rPr>
-          <w:rFonts w:ascii="Arial Narrow" w:hAnsi="Arial Narrow"/>
-        </w:rPr>
-        <w:t>obra</w:t>
-      </w:r>
-      <w:r>
-        <w:rPr>
-          <w:rFonts w:ascii="Arial Narrow" w:hAnsi="Arial Narrow"/>
-        </w:rPr>
-        <w:t xml:space="preserve"> en</w:t>
-      </w:r>
-      <w:r>
-        <w:rPr>
-          <w:rFonts w:ascii="Arial Narrow" w:hAnsi="Arial Narrow"/>
-        </w:rPr>
-        <w:t xml:space="preserve"> </w:t>
-      </w:r>
-      <w:r>
-        <w:rPr>
-          <w:rFonts w:ascii="Arial Narrow" w:hAnsi="Arial Narrow"/>
-        </w:rPr>
-        <w:t xml:space="preserve">el </w:t>
+        <w:t xml:space="preserve"/>
+      </w:r>
+      <w:r>
+        <w:rPr>
+          <w:rFonts w:ascii="Arial Narrow" w:hAnsi="Arial Narrow"/>
+        </w:rPr>
+        <w:t/>
+      </w:r>
+      <w:r>
+        <w:rPr>
+          <w:rFonts w:ascii="Arial Narrow" w:hAnsi="Arial Narrow"/>
+        </w:rPr>
+        <w:t xml:space="preserve"/>
+      </w:r>
+      <w:r>
+        <w:rPr>
+          <w:rFonts w:ascii="Arial Narrow" w:hAnsi="Arial Narrow"/>
+        </w:rPr>
+        <w:t xml:space="preserve"/>
+      </w:r>
+      <w:r>
+        <w:rPr>
+          <w:rFonts w:ascii="Arial Narrow" w:hAnsi="Arial Narrow"/>
+        </w:rPr>
+        <w:t xml:space="preserve"/>
       </w:r>
       <w:r>
         <w:rPr>
@@ -2321,7 +2321,7 @@
           <w:b/>
           <w:bCs/>
         </w:rPr>
-        <w:t>documento 2 denominado “</w:t>
+        <w:t/>
       </w:r>
       <w:r>
         <w:rPr>
@@ -2329,7 +2329,7 @@
           <w:b/>
           <w:bCs/>
         </w:rPr>
-        <w:t>DECLARACIONES JURADAS 2024 TRANS INVERSIONES MIKI CC1.PDF</w:t>
+        <w:t/>
       </w:r>
       <w:r>
         <w:rPr>
@@ -2337,7 +2337,7 @@
           <w:b/>
           <w:bCs/>
         </w:rPr>
-        <w:t xml:space="preserve">” de la pieza </w:t>
+        <w:t xml:space="preserve"/>
       </w:r>
       <w:r>
         <w:rPr>
@@ -2345,7 +2345,7 @@
           <w:b/>
           <w:bCs/>
         </w:rPr>
-        <w:t>15</w:t>
+        <w:t/>
       </w:r>
       <w:r>
         <w:rPr>
@@ -2353,67 +2353,67 @@
           <w:b/>
           <w:bCs/>
         </w:rPr>
-        <w:t xml:space="preserve"> </w:t>
-      </w:r>
-      <w:r>
-        <w:rPr>
-          <w:rFonts w:ascii="Arial Narrow" w:hAnsi="Arial Narrow"/>
-        </w:rPr>
-        <w:t>del</w:t>
-      </w:r>
-      <w:r>
-        <w:rPr>
-          <w:rFonts w:ascii="Arial Narrow" w:hAnsi="Arial Narrow"/>
-        </w:rPr>
-        <w:t xml:space="preserve"> escrito del </w:t>
-      </w:r>
-      <w:r>
-        <w:rPr>
-          <w:rFonts w:ascii="Arial Narrow" w:hAnsi="Arial Narrow"/>
-          <w:color w:val="auto"/>
-        </w:rPr>
-        <w:t>21 de enero de 2025</w:t>
-      </w:r>
-      <w:r>
-        <w:rPr>
-          <w:rFonts w:ascii="Arial Narrow" w:hAnsi="Arial Narrow"/>
-          <w:color w:val="auto"/>
-        </w:rPr>
-        <w:t xml:space="preserve"> </w:t>
-      </w:r>
-      <w:r>
-        <w:rPr>
-          <w:rFonts w:ascii="Arial Narrow" w:hAnsi="Arial Narrow"/>
-        </w:rPr>
-        <w:t>del expediente, y</w:t>
-      </w:r>
-      <w:r>
-        <w:rPr>
-          <w:rFonts w:ascii="Arial Narrow" w:hAnsi="Arial Narrow"/>
-          <w:color w:val="auto"/>
-        </w:rPr>
-        <w:t xml:space="preserve">, referidas a las declaraciones mensuales (PDT-IGV Renta mensual) del Impuesto General a las Ventas (IGV) e Impuesto a la Renta (IR) completas del ejercicio </w:t>
+        <w:t xml:space="preserve"/>
+      </w:r>
+      <w:r>
+        <w:rPr>
+          <w:rFonts w:ascii="Arial Narrow" w:hAnsi="Arial Narrow"/>
+        </w:rPr>
+        <w:t/>
+      </w:r>
+      <w:r>
+        <w:rPr>
+          <w:rFonts w:ascii="Arial Narrow" w:hAnsi="Arial Narrow"/>
+        </w:rPr>
+        <w:t xml:space="preserve"/>
+      </w:r>
+      <w:r>
+        <w:rPr>
+          <w:rFonts w:ascii="Arial Narrow" w:hAnsi="Arial Narrow"/>
+          <w:color w:val="auto"/>
+        </w:rPr>
+        <w:t/>
+      </w:r>
+      <w:r>
+        <w:rPr>
+          <w:rFonts w:ascii="Arial Narrow" w:hAnsi="Arial Narrow"/>
+          <w:color w:val="auto"/>
+        </w:rPr>
+        <w:t xml:space="preserve"/>
+      </w:r>
+      <w:r>
+        <w:rPr>
+          <w:rFonts w:ascii="Arial Narrow" w:hAnsi="Arial Narrow"/>
+        </w:rPr>
+        <w:t/>
+      </w:r>
+      <w:r>
+        <w:rPr>
+          <w:rFonts w:ascii="Arial Narrow" w:hAnsi="Arial Narrow"/>
+          <w:color w:val="auto"/>
+        </w:rPr>
+        <w:t xml:space="preserve"/>
       </w:r>
       <w:r>
         <w:rPr>
           <w:rFonts w:ascii="Arial Narrow" w:eastAsia="Times New Roman" w:hAnsi="Arial Narrow"/>
           <w:color w:val="000000" w:themeColor="text1"/>
         </w:rPr>
-        <w:t xml:space="preserve">correspondiente al </w:t>
+        <w:t xml:space="preserve"/>
       </w:r>
       <w:r>
         <w:rPr>
           <w:rFonts w:ascii="Arial Narrow" w:eastAsia="Times New Roman" w:hAnsi="Arial Narrow"/>
           <w:color w:val="000000" w:themeColor="text1"/>
         </w:rPr>
-        <w:t>año/</w:t>
+        <w:t/>
       </w:r>
       <w:r>
         <w:rPr>
           <w:rFonts w:ascii="Arial Narrow" w:eastAsia="Times New Roman" w:hAnsi="Arial Narrow"/>
           <w:color w:val="000000" w:themeColor="text1"/>
         </w:rPr>
-        <w:t xml:space="preserve">periodo </w:t>
+        <w:t xml:space="preserve"/>
       </w:r>
       <w:r>
         <w:rPr>
@@ -2421,35 +2421,35 @@
           <w:color w:val="000000" w:themeColor="text1"/>
           <w:u w:val="single"/>
         </w:rPr>
-        <w:t>2024</w:t>
+        <w:t/>
       </w:r>
       <w:r>
         <w:rPr>
           <w:rFonts w:ascii="Arial Narrow" w:eastAsia="Times New Roman" w:hAnsi="Arial Narrow"/>
           <w:color w:val="000000" w:themeColor="text1"/>
         </w:rPr>
-        <w:t xml:space="preserve"> </w:t>
-      </w:r>
-      <w:r>
-        <w:rPr>
-          <w:rFonts w:ascii="Arial Narrow" w:hAnsi="Arial Narrow"/>
-          <w:color w:val="auto"/>
-        </w:rPr>
-        <w:t>; precisándose que la confidencialidad declarada deberá mantenerse permanentement</w:t>
-      </w:r>
-      <w:r>
-        <w:rPr>
-          <w:rFonts w:ascii="Arial Narrow" w:hAnsi="Arial Narrow"/>
-          <w:color w:val="auto"/>
-        </w:rPr>
-        <w:t>e</w:t>
-      </w:r>
-      <w:r>
-        <w:rPr>
-          <w:rFonts w:ascii="Arial Narrow" w:hAnsi="Arial Narrow"/>
-          <w:color w:val="auto"/>
-        </w:rPr>
-        <w:t>.</w:t>
+        <w:t xml:space="preserve"/>
+      </w:r>
+      <w:r>
+        <w:rPr>
+          <w:rFonts w:ascii="Arial Narrow" w:hAnsi="Arial Narrow"/>
+          <w:color w:val="auto"/>
+        </w:rPr>
+        <w:t/>
+      </w:r>
+      <w:r>
+        <w:rPr>
+          <w:rFonts w:ascii="Arial Narrow" w:hAnsi="Arial Narrow"/>
+          <w:color w:val="auto"/>
+        </w:rPr>
+        <w:t/>
+      </w:r>
+      <w:r>
+        <w:rPr>
+          <w:rFonts w:ascii="Arial Narrow" w:hAnsi="Arial Narrow"/>
+          <w:color w:val="auto"/>
+        </w:rPr>
+        <w:t/>
       </w:r>
     </w:p>
     <w:p>
@@ -2578,42 +2578,42 @@
           <w:bCs/>
           <w:color w:val="auto"/>
         </w:rPr>
-        <w:t xml:space="preserve">PRIMERO: </w:t>
-      </w:r>
-      <w:r>
-        <w:rPr>
-          <w:rFonts w:ascii="Arial Narrow" w:hAnsi="Arial Narrow"/>
-          <w:color w:val="auto"/>
-        </w:rPr>
-        <w:t>calificar</w:t>
-      </w:r>
-      <w:r>
-        <w:rPr>
-          <w:rFonts w:ascii="Arial Narrow" w:hAnsi="Arial Narrow"/>
-          <w:color w:val="auto"/>
-        </w:rPr>
-        <w:t>, de oficio,</w:t>
-      </w:r>
-      <w:r>
-        <w:rPr>
-          <w:rFonts w:ascii="Arial Narrow" w:hAnsi="Arial Narrow"/>
-          <w:color w:val="auto"/>
-        </w:rPr>
-        <w:t xml:space="preserve"> como confidencial la información presentada </w:t>
-      </w:r>
-      <w:r>
-        <w:rPr>
-          <w:rFonts w:ascii="Arial Narrow" w:hAnsi="Arial Narrow"/>
-          <w:color w:val="auto"/>
-        </w:rPr>
-        <w:t>por</w:t>
-      </w:r>
-      <w:r>
-        <w:rPr>
-          <w:rFonts w:ascii="Arial Narrow" w:hAnsi="Arial Narrow"/>
-          <w:color w:val="auto"/>
-        </w:rPr>
-        <w:t xml:space="preserve"> </w:t>
+        <w:t xml:space="preserve">PRIMERO: calificar, de oficio, como confidencial la información presentada por [DENUNCIANTE] la cual obra en el documento 2 denominado “DECLARACIONES JURADAS 2024 [APELLIDO] CC1.PDF” de la pieza 15 presentado mediante escrito del 21 de enero de 2025 del expediente, referidas a las declaraciones mensuales (PDT-IGV Renta mensual) del Impuesto General a las Ventas (IGV) e Impuesto a la Renta (IR) completas del ejercicio correspondiente al año/periodo 2024; precisándose que la confidencialidad declarada deberá mantenerse permanentemente.</w:t>
+      </w:r>
+      <w:r>
+        <w:rPr>
+          <w:rFonts w:ascii="Arial Narrow" w:hAnsi="Arial Narrow"/>
+          <w:color w:val="auto"/>
+        </w:rPr>
+        <w:t/>
+      </w:r>
+      <w:r>
+        <w:rPr>
+          <w:rFonts w:ascii="Arial Narrow" w:hAnsi="Arial Narrow"/>
+          <w:color w:val="auto"/>
+        </w:rPr>
+        <w:t/>
+      </w:r>
+      <w:r>
+        <w:rPr>
+          <w:rFonts w:ascii="Arial Narrow" w:hAnsi="Arial Narrow"/>
+          <w:color w:val="auto"/>
+        </w:rPr>
+        <w:t xml:space="preserve"/>
+      </w:r>
+      <w:r>
+        <w:rPr>
+          <w:rFonts w:ascii="Arial Narrow" w:hAnsi="Arial Narrow"/>
+          <w:color w:val="auto"/>
+        </w:rPr>
+        <w:t/>
+      </w:r>
+      <w:r>
+        <w:rPr>
+          <w:rFonts w:ascii="Arial Narrow" w:hAnsi="Arial Narrow"/>
+          <w:color w:val="auto"/>
+        </w:rPr>
+        <w:t xml:space="preserve"/>
       </w:r>
       <w:r>
         <w:rPr>
@@ -2621,39 +2621,39 @@
           <w:bCs/>
           <w:color w:val="auto"/>
         </w:rPr>
-        <w:t xml:space="preserve">Trans Inversiones Miki E.I.R.L. </w:t>
-      </w:r>
-      <w:r>
-        <w:rPr>
-          <w:rFonts w:ascii="Arial Narrow" w:hAnsi="Arial Narrow"/>
-          <w:color w:val="auto"/>
-        </w:rPr>
-        <w:t xml:space="preserve">la </w:t>
-      </w:r>
-      <w:r>
-        <w:rPr>
-          <w:rFonts w:ascii="Arial Narrow" w:hAnsi="Arial Narrow"/>
-          <w:color w:val="auto"/>
-        </w:rPr>
-        <w:t xml:space="preserve">cual </w:t>
-      </w:r>
-      <w:r>
-        <w:rPr>
-          <w:rFonts w:ascii="Arial Narrow" w:hAnsi="Arial Narrow"/>
-        </w:rPr>
-        <w:t>obra en</w:t>
-      </w:r>
-      <w:r>
-        <w:rPr>
-          <w:rFonts w:ascii="Arial Narrow" w:hAnsi="Arial Narrow"/>
-        </w:rPr>
-        <w:t xml:space="preserve"> </w:t>
-      </w:r>
-      <w:r>
-        <w:rPr>
-          <w:rFonts w:ascii="Arial Narrow" w:hAnsi="Arial Narrow"/>
-        </w:rPr>
-        <w:t xml:space="preserve">el </w:t>
+        <w:t xml:space="preserve"/>
+      </w:r>
+      <w:r>
+        <w:rPr>
+          <w:rFonts w:ascii="Arial Narrow" w:hAnsi="Arial Narrow"/>
+          <w:color w:val="auto"/>
+        </w:rPr>
+        <w:t xml:space="preserve"/>
+      </w:r>
+      <w:r>
+        <w:rPr>
+          <w:rFonts w:ascii="Arial Narrow" w:hAnsi="Arial Narrow"/>
+          <w:color w:val="auto"/>
+        </w:rPr>
+        <w:t xml:space="preserve"/>
+      </w:r>
+      <w:r>
+        <w:rPr>
+          <w:rFonts w:ascii="Arial Narrow" w:hAnsi="Arial Narrow"/>
+        </w:rPr>
+        <w:t/>
+      </w:r>
+      <w:r>
+        <w:rPr>
+          <w:rFonts w:ascii="Arial Narrow" w:hAnsi="Arial Narrow"/>
+        </w:rPr>
+        <w:t xml:space="preserve"/>
+      </w:r>
+      <w:r>
+        <w:rPr>
+          <w:rFonts w:ascii="Arial Narrow" w:hAnsi="Arial Narrow"/>
+        </w:rPr>
+        <w:t xml:space="preserve"/>
       </w:r>
       <w:r>
         <w:rPr>
@@ -2661,82 +2661,82 @@
           <w:b/>
           <w:bCs/>
         </w:rPr>
-        <w:t xml:space="preserve">documento 2 denominado “DECLARACIONES JURADAS 2024 TRANS INVERSIONES MIKI CC1.PDF” de la pieza 15 </w:t>
-      </w:r>
-      <w:r>
-        <w:rPr>
-          <w:rFonts w:ascii="Arial Narrow" w:hAnsi="Arial Narrow"/>
-        </w:rPr>
-        <w:t xml:space="preserve">presentado mediante escrito del </w:t>
-      </w:r>
-      <w:r>
-        <w:rPr>
-          <w:rFonts w:ascii="Arial Narrow" w:hAnsi="Arial Narrow"/>
-          <w:color w:val="auto"/>
-        </w:rPr>
-        <w:t>21 de enero de 2025</w:t>
-      </w:r>
-      <w:r>
-        <w:rPr>
-          <w:rFonts w:ascii="Arial Narrow" w:hAnsi="Arial Narrow"/>
-          <w:color w:val="auto"/>
-        </w:rPr>
-        <w:t xml:space="preserve"> </w:t>
-      </w:r>
-      <w:r>
-        <w:rPr>
-          <w:rFonts w:ascii="Arial Narrow" w:hAnsi="Arial Narrow"/>
-        </w:rPr>
-        <w:t>del expediente</w:t>
-      </w:r>
-      <w:r>
-        <w:rPr>
-          <w:rFonts w:ascii="Arial Narrow" w:hAnsi="Arial Narrow"/>
-          <w:color w:val="auto"/>
-        </w:rPr>
-        <w:t>, referid</w:t>
-      </w:r>
-      <w:r>
-        <w:rPr>
-          <w:rFonts w:ascii="Arial Narrow" w:hAnsi="Arial Narrow"/>
-          <w:color w:val="auto"/>
-        </w:rPr>
-        <w:t>as</w:t>
-      </w:r>
-      <w:r>
-        <w:rPr>
-          <w:rFonts w:ascii="Arial Narrow" w:hAnsi="Arial Narrow"/>
-          <w:color w:val="auto"/>
-        </w:rPr>
-        <w:t xml:space="preserve"> a</w:t>
-      </w:r>
-      <w:r>
-        <w:rPr>
-          <w:rFonts w:ascii="Arial Narrow" w:hAnsi="Arial Narrow"/>
-          <w:color w:val="auto"/>
-        </w:rPr>
-        <w:t xml:space="preserve"> las declaraciones mensuales (PDT-IGV Renta mensual) del Impuesto General a las Ventas (IGV) e Impuesto a la Renta (IR) </w:t>
-      </w:r>
-      <w:r>
-        <w:rPr>
-          <w:rFonts w:ascii="Arial Narrow" w:hAnsi="Arial Narrow"/>
-          <w:color w:val="auto"/>
-        </w:rPr>
-        <w:t xml:space="preserve">completas del </w:t>
-      </w:r>
-      <w:r>
-        <w:rPr>
-          <w:rFonts w:ascii="Arial Narrow" w:hAnsi="Arial Narrow"/>
-          <w:color w:val="auto"/>
-        </w:rPr>
-        <w:t xml:space="preserve">ejercicio </w:t>
+        <w:t xml:space="preserve"/>
+      </w:r>
+      <w:r>
+        <w:rPr>
+          <w:rFonts w:ascii="Arial Narrow" w:hAnsi="Arial Narrow"/>
+        </w:rPr>
+        <w:t xml:space="preserve"/>
+      </w:r>
+      <w:r>
+        <w:rPr>
+          <w:rFonts w:ascii="Arial Narrow" w:hAnsi="Arial Narrow"/>
+          <w:color w:val="auto"/>
+        </w:rPr>
+        <w:t/>
+      </w:r>
+      <w:r>
+        <w:rPr>
+          <w:rFonts w:ascii="Arial Narrow" w:hAnsi="Arial Narrow"/>
+          <w:color w:val="auto"/>
+        </w:rPr>
+        <w:t xml:space="preserve"/>
+      </w:r>
+      <w:r>
+        <w:rPr>
+          <w:rFonts w:ascii="Arial Narrow" w:hAnsi="Arial Narrow"/>
+        </w:rPr>
+        <w:t/>
+      </w:r>
+      <w:r>
+        <w:rPr>
+          <w:rFonts w:ascii="Arial Narrow" w:hAnsi="Arial Narrow"/>
+          <w:color w:val="auto"/>
+        </w:rPr>
+        <w:t/>
+      </w:r>
+      <w:r>
+        <w:rPr>
+          <w:rFonts w:ascii="Arial Narrow" w:hAnsi="Arial Narrow"/>
+          <w:color w:val="auto"/>
+        </w:rPr>
+        <w:t/>
+      </w:r>
+      <w:r>
+        <w:rPr>
+          <w:rFonts w:ascii="Arial Narrow" w:hAnsi="Arial Narrow"/>
+          <w:color w:val="auto"/>
+        </w:rPr>
+        <w:t xml:space="preserve"/>
+      </w:r>
+      <w:r>
+        <w:rPr>
+          <w:rFonts w:ascii="Arial Narrow" w:hAnsi="Arial Narrow"/>
+          <w:color w:val="auto"/>
+        </w:rPr>
+        <w:t xml:space="preserve"/>
+      </w:r>
+      <w:r>
+        <w:rPr>
+          <w:rFonts w:ascii="Arial Narrow" w:hAnsi="Arial Narrow"/>
+          <w:color w:val="auto"/>
+        </w:rPr>
+        <w:t xml:space="preserve"/>
+      </w:r>
+      <w:r>
+        <w:rPr>
+          <w:rFonts w:ascii="Arial Narrow" w:hAnsi="Arial Narrow"/>
+          <w:color w:val="auto"/>
+        </w:rPr>
+        <w:t xml:space="preserve"/>
       </w:r>
       <w:r>
         <w:rPr>
           <w:rFonts w:ascii="Arial Narrow" w:eastAsia="Times New Roman" w:hAnsi="Arial Narrow"/>
           <w:color w:val="000000" w:themeColor="text1"/>
         </w:rPr>
-        <w:t xml:space="preserve">correspondiente al año/periodo </w:t>
+        <w:t xml:space="preserve"/>
       </w:r>
       <w:r>
         <w:rPr>
@@ -2744,28 +2744,28 @@
           <w:color w:val="000000" w:themeColor="text1"/>
           <w:u w:val="single"/>
         </w:rPr>
-        <w:t>2024;</w:t>
+        <w:t/>
       </w:r>
       <w:r>
         <w:rPr>
           <w:rFonts w:ascii="Arial Narrow" w:eastAsia="Times New Roman" w:hAnsi="Arial Narrow"/>
           <w:color w:val="000000" w:themeColor="text1"/>
         </w:rPr>
-        <w:t xml:space="preserve"> </w:t>
-      </w:r>
-      <w:r>
-        <w:rPr>
-          <w:rFonts w:ascii="Arial Narrow" w:hAnsi="Arial Narrow"/>
-          <w:color w:val="auto"/>
-        </w:rPr>
-        <w:t>precisándose</w:t>
-      </w:r>
-      <w:r>
-        <w:rPr>
-          <w:rFonts w:ascii="Arial Narrow" w:hAnsi="Arial Narrow"/>
-          <w:color w:val="auto"/>
-        </w:rPr>
-        <w:t xml:space="preserve"> que la confidencialidad declarada deberá mantenerse permanentemente.</w:t>
+        <w:t xml:space="preserve"/>
+      </w:r>
+      <w:r>
+        <w:rPr>
+          <w:rFonts w:ascii="Arial Narrow" w:hAnsi="Arial Narrow"/>
+          <w:color w:val="auto"/>
+        </w:rPr>
+        <w:t/>
+      </w:r>
+      <w:r>
+        <w:rPr>
+          <w:rFonts w:ascii="Arial Narrow" w:hAnsi="Arial Narrow"/>
+          <w:color w:val="auto"/>
+        </w:rPr>
+        <w:t xml:space="preserve"/>
       </w:r>
     </w:p>
     <w:p>
